--- a/TS-Kramam/TS-2.3/TS 2.3 Malayalam Krama Paatam Corrections.docx
+++ b/TS-Kramam/TS-2.3/TS 2.3 Malayalam Krama Paatam Corrections.docx
@@ -115,7 +115,7 @@
     </w:p>
     <w:tbl>
       <w:tblPr>
-        <w:tblW w:w="13835" w:type="dxa"/>
+        <w:tblW w:w="13970" w:type="dxa"/>
         <w:tblInd w:w="-792" w:type="dxa"/>
         <w:tblBorders>
           <w:top w:val="single" w:sz="4" w:space="0" w:color="000000"/>
@@ -129,8 +129,8 @@
       </w:tblPr>
       <w:tblGrid>
         <w:gridCol w:w="3877"/>
-        <w:gridCol w:w="4738"/>
-        <w:gridCol w:w="5220"/>
+        <w:gridCol w:w="4990"/>
+        <w:gridCol w:w="5103"/>
       </w:tblGrid>
       <w:tr>
         <w:tc>
@@ -178,7 +178,7 @@
         </w:tc>
         <w:tc>
           <w:tcPr>
-            <w:tcW w:w="4738" w:type="dxa"/>
+            <w:tcW w:w="4990" w:type="dxa"/>
           </w:tcPr>
           <w:p>
             <w:pPr>
@@ -202,7 +202,7 @@
         </w:tc>
         <w:tc>
           <w:tcPr>
-            <w:tcW w:w="5220" w:type="dxa"/>
+            <w:tcW w:w="5103" w:type="dxa"/>
           </w:tcPr>
           <w:p>
             <w:pPr>
@@ -304,7 +304,7 @@
         </w:tc>
         <w:tc>
           <w:tcPr>
-            <w:tcW w:w="4738" w:type="dxa"/>
+            <w:tcW w:w="4990" w:type="dxa"/>
           </w:tcPr>
           <w:p>
             <w:pPr>
@@ -438,7 +438,7 @@
         </w:tc>
         <w:tc>
           <w:tcPr>
-            <w:tcW w:w="5220" w:type="dxa"/>
+            <w:tcW w:w="5103" w:type="dxa"/>
           </w:tcPr>
           <w:p>
             <w:pPr>
@@ -652,7 +652,7 @@
         </w:tc>
         <w:tc>
           <w:tcPr>
-            <w:tcW w:w="4738" w:type="dxa"/>
+            <w:tcW w:w="4990" w:type="dxa"/>
           </w:tcPr>
           <w:p>
             <w:pPr>
@@ -755,7 +755,7 @@
         </w:tc>
         <w:tc>
           <w:tcPr>
-            <w:tcW w:w="5220" w:type="dxa"/>
+            <w:tcW w:w="5103" w:type="dxa"/>
           </w:tcPr>
           <w:p>
             <w:pPr>
@@ -930,7 +930,7 @@
         </w:tc>
         <w:tc>
           <w:tcPr>
-            <w:tcW w:w="4738" w:type="dxa"/>
+            <w:tcW w:w="4990" w:type="dxa"/>
           </w:tcPr>
           <w:p>
             <w:pPr>
@@ -1020,7 +1020,7 @@
         </w:tc>
         <w:tc>
           <w:tcPr>
-            <w:tcW w:w="5220" w:type="dxa"/>
+            <w:tcW w:w="5103" w:type="dxa"/>
           </w:tcPr>
           <w:p>
             <w:pPr>
@@ -1137,7 +1137,27 @@
                 <w:szCs w:val="28"/>
                 <w:lang w:val="it-IT"/>
               </w:rPr>
-              <w:t>TS 2.3.14.6. - Kramam</w:t>
+              <w:t>TS 2.3.</w:t>
+            </w:r>
+            <w:r>
+              <w:rPr>
+                <w:rFonts w:cs="Arial"/>
+                <w:b/>
+                <w:sz w:val="28"/>
+                <w:szCs w:val="28"/>
+                <w:lang w:val="it-IT"/>
+              </w:rPr>
+              <w:t>7.3</w:t>
+            </w:r>
+            <w:r>
+              <w:rPr>
+                <w:rFonts w:cs="Arial"/>
+                <w:b/>
+                <w:sz w:val="28"/>
+                <w:szCs w:val="28"/>
+                <w:lang w:val="it-IT"/>
+              </w:rPr>
+              <w:t>. - Kramam</w:t>
             </w:r>
           </w:p>
           <w:p>
@@ -1163,7 +1183,7 @@
                 <w:szCs w:val="28"/>
                 <w:lang w:val="it-IT"/>
               </w:rPr>
-              <w:t>Krama Vaakyam No. - 11</w:t>
+              <w:t xml:space="preserve">Krama Vaakyam No. - </w:t>
             </w:r>
             <w:r>
               <w:rPr>
@@ -1173,14 +1193,1855 @@
                 <w:szCs w:val="28"/>
                 <w:lang w:val="it-IT"/>
               </w:rPr>
+              <w:t>51</w:t>
+            </w:r>
+            <w:r>
+              <w:rPr>
+                <w:rFonts w:cs="Arial"/>
+                <w:b/>
+                <w:sz w:val="28"/>
+                <w:szCs w:val="28"/>
+                <w:lang w:val="it-IT"/>
+              </w:rPr>
               <w:br/>
-              <w:t>Panchaati No. - 56</w:t>
+              <w:t xml:space="preserve">Panchaati No. - </w:t>
+            </w:r>
+            <w:r>
+              <w:rPr>
+                <w:rFonts w:cs="Arial"/>
+                <w:b/>
+                <w:sz w:val="28"/>
+                <w:szCs w:val="28"/>
+                <w:lang w:val="it-IT"/>
+              </w:rPr>
+              <w:t>31</w:t>
             </w:r>
           </w:p>
         </w:tc>
         <w:tc>
           <w:tcPr>
-            <w:tcW w:w="4738" w:type="dxa"/>
+            <w:tcW w:w="4990" w:type="dxa"/>
+          </w:tcPr>
+          <w:p>
+            <w:pPr>
+              <w:widowControl w:val="0"/>
+              <w:autoSpaceDE w:val="0"/>
+              <w:autoSpaceDN w:val="0"/>
+              <w:adjustRightInd w:val="0"/>
+              <w:spacing w:before="0" w:line="240" w:lineRule="auto"/>
+              <w:rPr>
+                <w:rFonts w:ascii="BRH Malayalam Extra" w:hAnsi="BRH Malayalam Extra" w:cs="BRH Malayalam Extra"/>
+                <w:color w:val="000000"/>
+                <w:sz w:val="40"/>
+                <w:szCs w:val="40"/>
+                <w:lang w:val="it-IT"/>
+              </w:rPr>
+            </w:pPr>
+            <w:r>
+              <w:rPr>
+                <w:rFonts w:ascii="BRH Malayalam Extra" w:hAnsi="BRH Malayalam Extra" w:cs="BRH Malayalam Extra"/>
+                <w:color w:val="000000"/>
+                <w:sz w:val="40"/>
+                <w:szCs w:val="40"/>
+                <w:lang w:val="it-IT"/>
+              </w:rPr>
+              <w:t xml:space="preserve">bûxb—qKexmJ </w:t>
+            </w:r>
+            <w:r>
+              <w:rPr>
+                <w:rFonts w:ascii="BRH Malayalam Extra" w:hAnsi="BRH Malayalam Extra" w:cs="BRH Malayalam Extra"/>
+                <w:color w:val="000000"/>
+                <w:sz w:val="40"/>
+                <w:szCs w:val="40"/>
+                <w:highlight w:val="yellow"/>
+                <w:lang w:val="it-IT"/>
+              </w:rPr>
+              <w:t>e</w:t>
+            </w:r>
+            <w:r>
+              <w:rPr>
+                <w:rFonts w:ascii="BRH Malayalam Extra" w:hAnsi="BRH Malayalam Extra" w:cs="BRH Malayalam Extra"/>
+                <w:b/>
+                <w:color w:val="000000"/>
+                <w:sz w:val="33"/>
+                <w:szCs w:val="40"/>
+                <w:highlight w:val="yellow"/>
+                <w:lang w:val="it-IT"/>
+              </w:rPr>
+              <w:t>–</w:t>
+            </w:r>
+            <w:r>
+              <w:rPr>
+                <w:rFonts w:ascii="BRH Malayalam Extra" w:hAnsi="BRH Malayalam Extra" w:cs="BRH Malayalam Extra"/>
+                <w:color w:val="000000"/>
+                <w:sz w:val="40"/>
+                <w:szCs w:val="40"/>
+                <w:highlight w:val="yellow"/>
+                <w:lang w:val="it-IT"/>
+              </w:rPr>
+              <w:t>¡</w:t>
+            </w:r>
+            <w:r>
+              <w:rPr>
+                <w:rFonts w:ascii="BRH Malayalam Extra" w:hAnsi="BRH Malayalam Extra" w:cs="BRH Malayalam Extra"/>
+                <w:color w:val="000000"/>
+                <w:sz w:val="40"/>
+                <w:szCs w:val="40"/>
+                <w:lang w:val="it-IT"/>
+              </w:rPr>
+              <w:t>¥kxWxq—J | bûxb—qKexm</w:t>
+            </w:r>
+            <w:r>
+              <w:rPr>
+                <w:rFonts w:ascii="BRH Malayalam Extra" w:hAnsi="BRH Malayalam Extra" w:cs="BRH Malayalam Extra"/>
+                <w:b/>
+                <w:color w:val="000000"/>
+                <w:sz w:val="33"/>
+                <w:szCs w:val="40"/>
+                <w:lang w:val="it-IT"/>
+              </w:rPr>
+              <w:t>–</w:t>
+            </w:r>
+            <w:r>
+              <w:rPr>
+                <w:rFonts w:ascii="BRH Malayalam Extra" w:hAnsi="BRH Malayalam Extra" w:cs="BRH Malayalam Extra"/>
+                <w:color w:val="000000"/>
+                <w:sz w:val="40"/>
+                <w:szCs w:val="40"/>
+                <w:lang w:val="it-IT"/>
+              </w:rPr>
+              <w:t xml:space="preserve"> CZy</w:t>
+            </w:r>
+            <w:r>
+              <w:rPr>
+                <w:rFonts w:ascii="BRH Malayalam Extra" w:hAnsi="BRH Malayalam Extra" w:cs="BRH Malayalam Extra"/>
+                <w:b/>
+                <w:color w:val="000000"/>
+                <w:sz w:val="33"/>
+                <w:szCs w:val="40"/>
+                <w:lang w:val="it-IT"/>
+              </w:rPr>
+              <w:t>–</w:t>
+            </w:r>
+            <w:r>
+              <w:rPr>
+                <w:rFonts w:ascii="BRH Malayalam Extra" w:hAnsi="BRH Malayalam Extra" w:cs="BRH Malayalam Extra"/>
+                <w:color w:val="000000"/>
+                <w:sz w:val="40"/>
+                <w:szCs w:val="40"/>
+                <w:lang w:val="it-IT"/>
+              </w:rPr>
+              <w:t xml:space="preserve"> </w:t>
+            </w:r>
+          </w:p>
+          <w:p>
+            <w:pPr>
+              <w:spacing w:before="0" w:line="240" w:lineRule="auto"/>
+              <w:rPr>
+                <w:highlight w:val="yellow"/>
+                <w:lang w:val="it-IT"/>
+              </w:rPr>
+            </w:pPr>
+            <w:r>
+              <w:rPr>
+                <w:rFonts w:ascii="BRH Malayalam Extra" w:hAnsi="BRH Malayalam Extra" w:cs="BRH Malayalam Extra"/>
+                <w:color w:val="000000"/>
+                <w:sz w:val="40"/>
+                <w:szCs w:val="40"/>
+                <w:lang w:val="it-IT"/>
+              </w:rPr>
+              <w:t>bûxb—q - K</w:t>
+            </w:r>
+            <w:r>
+              <w:rPr>
+                <w:rFonts w:ascii="BRH Malayalam Extra" w:hAnsi="BRH Malayalam Extra" w:cs="BRH Malayalam Extra"/>
+                <w:b/>
+                <w:color w:val="000000"/>
+                <w:sz w:val="33"/>
+                <w:szCs w:val="40"/>
+                <w:lang w:val="it-IT"/>
+              </w:rPr>
+              <w:t>–</w:t>
+            </w:r>
+            <w:r>
+              <w:rPr>
+                <w:rFonts w:ascii="BRH Malayalam Extra" w:hAnsi="BRH Malayalam Extra" w:cs="BRH Malayalam Extra"/>
+                <w:color w:val="000000"/>
+                <w:sz w:val="40"/>
+                <w:szCs w:val="40"/>
+                <w:lang w:val="it-IT"/>
+              </w:rPr>
+              <w:t>ex</w:t>
+            </w:r>
+            <w:r>
+              <w:rPr>
+                <w:rFonts w:ascii="BRH Malayalam Extra" w:hAnsi="BRH Malayalam Extra" w:cs="BRH Malayalam Extra"/>
+                <w:b/>
+                <w:color w:val="000000"/>
+                <w:sz w:val="33"/>
+                <w:szCs w:val="40"/>
+                <w:lang w:val="it-IT"/>
+              </w:rPr>
+              <w:t>–</w:t>
+            </w:r>
+            <w:r>
+              <w:rPr>
+                <w:rFonts w:ascii="BRH Malayalam Extra" w:hAnsi="BRH Malayalam Extra" w:cs="BRH Malayalam Extra"/>
+                <w:color w:val="000000"/>
+                <w:sz w:val="40"/>
+                <w:szCs w:val="40"/>
+                <w:lang w:val="it-IT"/>
+              </w:rPr>
+              <w:t>m</w:t>
+            </w:r>
+            <w:r>
+              <w:rPr>
+                <w:rFonts w:ascii="BRH Malayalam Extra" w:hAnsi="BRH Malayalam Extra" w:cs="BRH Malayalam Extra"/>
+                <w:b/>
+                <w:color w:val="000000"/>
+                <w:sz w:val="33"/>
+                <w:szCs w:val="40"/>
+                <w:lang w:val="it-IT"/>
+              </w:rPr>
+              <w:t>–</w:t>
+            </w:r>
+            <w:r>
+              <w:rPr>
+                <w:rFonts w:ascii="BRH Malayalam Extra" w:hAnsi="BRH Malayalam Extra" w:cs="BRH Malayalam Extra"/>
+                <w:color w:val="000000"/>
+                <w:sz w:val="40"/>
+                <w:szCs w:val="40"/>
+                <w:lang w:val="it-IT"/>
+              </w:rPr>
+              <w:t>J |</w:t>
+            </w:r>
+          </w:p>
+        </w:tc>
+        <w:tc>
+          <w:tcPr>
+            <w:tcW w:w="5103" w:type="dxa"/>
+          </w:tcPr>
+          <w:p>
+            <w:pPr>
+              <w:widowControl w:val="0"/>
+              <w:autoSpaceDE w:val="0"/>
+              <w:autoSpaceDN w:val="0"/>
+              <w:adjustRightInd w:val="0"/>
+              <w:spacing w:before="0" w:line="240" w:lineRule="auto"/>
+              <w:rPr>
+                <w:rFonts w:ascii="BRH Malayalam Extra" w:hAnsi="BRH Malayalam Extra" w:cs="BRH Malayalam Extra"/>
+                <w:color w:val="000000"/>
+                <w:sz w:val="40"/>
+                <w:szCs w:val="40"/>
+                <w:lang w:val="it-IT"/>
+              </w:rPr>
+            </w:pPr>
+            <w:r>
+              <w:rPr>
+                <w:rFonts w:ascii="BRH Malayalam Extra" w:hAnsi="BRH Malayalam Extra" w:cs="BRH Malayalam Extra"/>
+                <w:color w:val="000000"/>
+                <w:sz w:val="40"/>
+                <w:szCs w:val="40"/>
+                <w:lang w:val="it-IT"/>
+              </w:rPr>
+              <w:t>bûxb—qKexmJ e¡¥</w:t>
+            </w:r>
+            <w:r>
+              <w:rPr>
+                <w:rFonts w:ascii="BRH Malayalam Extra" w:hAnsi="BRH Malayalam Extra" w:cs="BRH Malayalam Extra"/>
+                <w:color w:val="000000"/>
+                <w:sz w:val="40"/>
+                <w:szCs w:val="40"/>
+                <w:highlight w:val="green"/>
+                <w:lang w:val="it-IT"/>
+              </w:rPr>
+              <w:t>kx</w:t>
+            </w:r>
+            <w:r>
+              <w:rPr>
+                <w:rFonts w:ascii="BRH Malayalam Extra" w:hAnsi="BRH Malayalam Extra" w:cs="BRH Malayalam Extra"/>
+                <w:b/>
+                <w:color w:val="000000"/>
+                <w:sz w:val="33"/>
+                <w:szCs w:val="40"/>
+                <w:highlight w:val="green"/>
+                <w:lang w:val="it-IT"/>
+              </w:rPr>
+              <w:t>–</w:t>
+            </w:r>
+            <w:r>
+              <w:rPr>
+                <w:rFonts w:ascii="BRH Malayalam Extra" w:hAnsi="BRH Malayalam Extra" w:cs="BRH Malayalam Extra"/>
+                <w:color w:val="000000"/>
+                <w:sz w:val="40"/>
+                <w:szCs w:val="40"/>
+                <w:lang w:val="it-IT"/>
+              </w:rPr>
+              <w:t>Wxq—J  | bûxb—qKexm</w:t>
+            </w:r>
+            <w:r>
+              <w:rPr>
+                <w:rFonts w:ascii="BRH Malayalam Extra" w:hAnsi="BRH Malayalam Extra" w:cs="BRH Malayalam Extra"/>
+                <w:b/>
+                <w:color w:val="000000"/>
+                <w:sz w:val="33"/>
+                <w:szCs w:val="40"/>
+                <w:lang w:val="it-IT"/>
+              </w:rPr>
+              <w:t>–</w:t>
+            </w:r>
+            <w:r>
+              <w:rPr>
+                <w:rFonts w:ascii="BRH Malayalam Extra" w:hAnsi="BRH Malayalam Extra" w:cs="BRH Malayalam Extra"/>
+                <w:color w:val="000000"/>
+                <w:sz w:val="40"/>
+                <w:szCs w:val="40"/>
+                <w:lang w:val="it-IT"/>
+              </w:rPr>
+              <w:t xml:space="preserve"> CZy</w:t>
+            </w:r>
+            <w:r>
+              <w:rPr>
+                <w:rFonts w:ascii="BRH Malayalam Extra" w:hAnsi="BRH Malayalam Extra" w:cs="BRH Malayalam Extra"/>
+                <w:b/>
+                <w:color w:val="000000"/>
+                <w:sz w:val="33"/>
+                <w:szCs w:val="40"/>
+                <w:lang w:val="it-IT"/>
+              </w:rPr>
+              <w:t>–</w:t>
+            </w:r>
+            <w:r>
+              <w:rPr>
+                <w:rFonts w:ascii="BRH Malayalam Extra" w:hAnsi="BRH Malayalam Extra" w:cs="BRH Malayalam Extra"/>
+                <w:color w:val="000000"/>
+                <w:sz w:val="40"/>
+                <w:szCs w:val="40"/>
+                <w:lang w:val="it-IT"/>
+              </w:rPr>
+              <w:t xml:space="preserve"> </w:t>
+            </w:r>
+          </w:p>
+          <w:p>
+            <w:pPr>
+              <w:spacing w:before="0" w:line="240" w:lineRule="auto"/>
+              <w:rPr>
+                <w:rFonts w:ascii="BRH Malayalam Extra" w:hAnsi="BRH Malayalam Extra" w:cs="BRH Malayalam Extra"/>
+                <w:color w:val="000000"/>
+                <w:sz w:val="40"/>
+                <w:szCs w:val="40"/>
+                <w:highlight w:val="green"/>
+                <w:lang w:val="it-IT"/>
+              </w:rPr>
+            </w:pPr>
+            <w:r>
+              <w:rPr>
+                <w:rFonts w:ascii="BRH Malayalam Extra" w:hAnsi="BRH Malayalam Extra" w:cs="BRH Malayalam Extra"/>
+                <w:color w:val="000000"/>
+                <w:sz w:val="40"/>
+                <w:szCs w:val="40"/>
+                <w:lang w:val="it-IT"/>
+              </w:rPr>
+              <w:t>bûxb—q - K</w:t>
+            </w:r>
+            <w:r>
+              <w:rPr>
+                <w:rFonts w:ascii="BRH Malayalam Extra" w:hAnsi="BRH Malayalam Extra" w:cs="BRH Malayalam Extra"/>
+                <w:b/>
+                <w:color w:val="000000"/>
+                <w:sz w:val="33"/>
+                <w:szCs w:val="40"/>
+                <w:lang w:val="it-IT"/>
+              </w:rPr>
+              <w:t>–</w:t>
+            </w:r>
+            <w:r>
+              <w:rPr>
+                <w:rFonts w:ascii="BRH Malayalam Extra" w:hAnsi="BRH Malayalam Extra" w:cs="BRH Malayalam Extra"/>
+                <w:color w:val="000000"/>
+                <w:sz w:val="40"/>
+                <w:szCs w:val="40"/>
+                <w:lang w:val="it-IT"/>
+              </w:rPr>
+              <w:t>ex</w:t>
+            </w:r>
+            <w:r>
+              <w:rPr>
+                <w:rFonts w:ascii="BRH Malayalam Extra" w:hAnsi="BRH Malayalam Extra" w:cs="BRH Malayalam Extra"/>
+                <w:b/>
+                <w:color w:val="000000"/>
+                <w:sz w:val="33"/>
+                <w:szCs w:val="40"/>
+                <w:lang w:val="it-IT"/>
+              </w:rPr>
+              <w:t>–</w:t>
+            </w:r>
+            <w:r>
+              <w:rPr>
+                <w:rFonts w:ascii="BRH Malayalam Extra" w:hAnsi="BRH Malayalam Extra" w:cs="BRH Malayalam Extra"/>
+                <w:color w:val="000000"/>
+                <w:sz w:val="40"/>
+                <w:szCs w:val="40"/>
+                <w:lang w:val="it-IT"/>
+              </w:rPr>
+              <w:t>m</w:t>
+            </w:r>
+            <w:r>
+              <w:rPr>
+                <w:rFonts w:ascii="BRH Malayalam Extra" w:hAnsi="BRH Malayalam Extra" w:cs="BRH Malayalam Extra"/>
+                <w:b/>
+                <w:color w:val="000000"/>
+                <w:sz w:val="33"/>
+                <w:szCs w:val="40"/>
+                <w:lang w:val="it-IT"/>
+              </w:rPr>
+              <w:t>–</w:t>
+            </w:r>
+            <w:r>
+              <w:rPr>
+                <w:rFonts w:ascii="BRH Malayalam Extra" w:hAnsi="BRH Malayalam Extra" w:cs="BRH Malayalam Extra"/>
+                <w:color w:val="000000"/>
+                <w:sz w:val="40"/>
+                <w:szCs w:val="40"/>
+                <w:lang w:val="it-IT"/>
+              </w:rPr>
+              <w:t>J |</w:t>
+            </w:r>
+          </w:p>
+        </w:tc>
+      </w:tr>
+      <w:tr>
+        <w:trPr>
+          <w:trHeight w:val="680"/>
+        </w:trPr>
+        <w:tc>
+          <w:tcPr>
+            <w:tcW w:w="3877" w:type="dxa"/>
+          </w:tcPr>
+          <w:p>
+            <w:pPr>
+              <w:widowControl w:val="0"/>
+              <w:autoSpaceDE w:val="0"/>
+              <w:autoSpaceDN w:val="0"/>
+              <w:adjustRightInd w:val="0"/>
+              <w:spacing w:before="0" w:line="240" w:lineRule="auto"/>
+              <w:rPr>
+                <w:rFonts w:cs="Arial"/>
+                <w:b/>
+                <w:sz w:val="28"/>
+                <w:szCs w:val="28"/>
+                <w:lang w:val="it-IT"/>
+              </w:rPr>
+            </w:pPr>
+            <w:r>
+              <w:rPr>
+                <w:rFonts w:cs="Arial"/>
+                <w:b/>
+                <w:sz w:val="28"/>
+                <w:szCs w:val="28"/>
+                <w:lang w:val="it-IT"/>
+              </w:rPr>
+              <w:t>TS 2.3.</w:t>
+            </w:r>
+            <w:r>
+              <w:rPr>
+                <w:rFonts w:cs="Arial"/>
+                <w:b/>
+                <w:sz w:val="28"/>
+                <w:szCs w:val="28"/>
+                <w:lang w:val="it-IT"/>
+              </w:rPr>
+              <w:t>10</w:t>
+            </w:r>
+            <w:r>
+              <w:rPr>
+                <w:rFonts w:cs="Arial"/>
+                <w:b/>
+                <w:sz w:val="28"/>
+                <w:szCs w:val="28"/>
+                <w:lang w:val="it-IT"/>
+              </w:rPr>
+              <w:t>.</w:t>
+            </w:r>
+            <w:r>
+              <w:rPr>
+                <w:rFonts w:cs="Arial"/>
+                <w:b/>
+                <w:sz w:val="28"/>
+                <w:szCs w:val="28"/>
+                <w:lang w:val="it-IT"/>
+              </w:rPr>
+              <w:t>2</w:t>
+            </w:r>
+            <w:r>
+              <w:rPr>
+                <w:rFonts w:cs="Arial"/>
+                <w:b/>
+                <w:sz w:val="28"/>
+                <w:szCs w:val="28"/>
+                <w:lang w:val="it-IT"/>
+              </w:rPr>
+              <w:t>. - Kramam</w:t>
+            </w:r>
+          </w:p>
+          <w:p>
+            <w:pPr>
+              <w:widowControl w:val="0"/>
+              <w:autoSpaceDE w:val="0"/>
+              <w:autoSpaceDN w:val="0"/>
+              <w:adjustRightInd w:val="0"/>
+              <w:spacing w:before="0" w:line="240" w:lineRule="auto"/>
+              <w:rPr>
+                <w:rFonts w:cs="Arial"/>
+                <w:b/>
+                <w:sz w:val="28"/>
+                <w:szCs w:val="28"/>
+                <w:lang w:val="it-IT"/>
+              </w:rPr>
+            </w:pPr>
+            <w:r>
+              <w:rPr>
+                <w:rFonts w:cs="Arial"/>
+                <w:b/>
+                <w:sz w:val="28"/>
+                <w:szCs w:val="28"/>
+                <w:lang w:val="it-IT"/>
+              </w:rPr>
+              <w:t xml:space="preserve">Krama Vaakyam No. - </w:t>
+            </w:r>
+            <w:r>
+              <w:rPr>
+                <w:rFonts w:cs="Arial"/>
+                <w:b/>
+                <w:sz w:val="28"/>
+                <w:szCs w:val="28"/>
+                <w:lang w:val="it-IT"/>
+              </w:rPr>
+              <w:t>32</w:t>
+            </w:r>
+            <w:r>
+              <w:rPr>
+                <w:rFonts w:cs="Arial"/>
+                <w:b/>
+                <w:sz w:val="28"/>
+                <w:szCs w:val="28"/>
+                <w:lang w:val="it-IT"/>
+              </w:rPr>
+              <w:br/>
+              <w:t xml:space="preserve">Panchaati No. - </w:t>
+            </w:r>
+            <w:r>
+              <w:rPr>
+                <w:rFonts w:cs="Arial"/>
+                <w:b/>
+                <w:sz w:val="28"/>
+                <w:szCs w:val="28"/>
+                <w:lang w:val="it-IT"/>
+              </w:rPr>
+              <w:t>39</w:t>
+            </w:r>
+          </w:p>
+        </w:tc>
+        <w:tc>
+          <w:tcPr>
+            <w:tcW w:w="4990" w:type="dxa"/>
+          </w:tcPr>
+          <w:p>
+            <w:pPr>
+              <w:widowControl w:val="0"/>
+              <w:autoSpaceDE w:val="0"/>
+              <w:autoSpaceDN w:val="0"/>
+              <w:adjustRightInd w:val="0"/>
+              <w:spacing w:line="252" w:lineRule="auto"/>
+              <w:rPr>
+                <w:rFonts w:ascii="BRH Malayalam Extra" w:hAnsi="BRH Malayalam Extra" w:cs="BRH Malayalam Extra"/>
+                <w:color w:val="000000"/>
+                <w:sz w:val="40"/>
+                <w:szCs w:val="40"/>
+                <w:lang w:val="it-IT"/>
+              </w:rPr>
+            </w:pPr>
+            <w:r>
+              <w:rPr>
+                <w:rFonts w:ascii="BRH Malayalam Extra" w:hAnsi="BRH Malayalam Extra" w:cs="BRH Malayalam Extra"/>
+                <w:color w:val="000000"/>
+                <w:sz w:val="40"/>
+                <w:szCs w:val="40"/>
+                <w:lang w:val="it-IT"/>
+              </w:rPr>
+              <w:t>Mx</w:t>
+            </w:r>
+            <w:r>
+              <w:rPr>
+                <w:rFonts w:ascii="BRH Malayalam Extra" w:hAnsi="BRH Malayalam Extra" w:cs="BRH Malayalam Extra"/>
+                <w:b/>
+                <w:color w:val="000000"/>
+                <w:sz w:val="33"/>
+                <w:szCs w:val="40"/>
+                <w:lang w:val="it-IT"/>
+              </w:rPr>
+              <w:t>–</w:t>
+            </w:r>
+            <w:r>
+              <w:rPr>
+                <w:rFonts w:ascii="BRH Malayalam Extra" w:hAnsi="BRH Malayalam Extra" w:cs="BRH Malayalam Extra"/>
+                <w:color w:val="000000"/>
+                <w:sz w:val="40"/>
+                <w:szCs w:val="40"/>
+                <w:lang w:val="it-IT"/>
+              </w:rPr>
+              <w:t>j</w:t>
+            </w:r>
+            <w:r>
+              <w:rPr>
+                <w:rFonts w:ascii="BRH Malayalam Extra" w:hAnsi="BRH Malayalam Extra" w:cs="BRH Malayalam Extra"/>
+                <w:b/>
+                <w:color w:val="000000"/>
+                <w:sz w:val="33"/>
+                <w:szCs w:val="40"/>
+                <w:lang w:val="it-IT"/>
+              </w:rPr>
+              <w:t>–</w:t>
+            </w:r>
+            <w:r>
+              <w:rPr>
+                <w:rFonts w:ascii="BRH Malayalam Extra" w:hAnsi="BRH Malayalam Extra" w:cs="BRH Malayalam Extra"/>
+                <w:color w:val="000000"/>
+                <w:sz w:val="40"/>
+                <w:szCs w:val="40"/>
+                <w:lang w:val="it-IT"/>
+              </w:rPr>
+              <w:t>öZsõ— pªZ</w:t>
+            </w:r>
+            <w:r>
+              <w:rPr>
+                <w:rFonts w:ascii="BRH Malayalam Extra" w:hAnsi="BRH Malayalam Extra" w:cs="BRH Malayalam Extra"/>
+                <w:b/>
+                <w:color w:val="000000"/>
+                <w:sz w:val="33"/>
+                <w:szCs w:val="40"/>
+                <w:lang w:val="it-IT"/>
+              </w:rPr>
+              <w:t>–</w:t>
+            </w:r>
+            <w:r>
+              <w:rPr>
+                <w:rFonts w:ascii="BRH Malayalam Extra" w:hAnsi="BRH Malayalam Extra" w:cs="BRH Malayalam Extra"/>
+                <w:color w:val="000000"/>
+                <w:sz w:val="40"/>
+                <w:szCs w:val="40"/>
+                <w:lang w:val="it-IT"/>
+              </w:rPr>
+              <w:t xml:space="preserve">dõx | </w:t>
+            </w:r>
+          </w:p>
+          <w:p>
+            <w:pPr>
+              <w:spacing w:before="0" w:line="240" w:lineRule="auto"/>
+              <w:rPr>
+                <w:rFonts w:ascii="BRH Malayalam Extra" w:hAnsi="BRH Malayalam Extra" w:cs="BRH Malayalam Extra"/>
+                <w:color w:val="000000"/>
+                <w:sz w:val="40"/>
+                <w:szCs w:val="40"/>
+                <w:highlight w:val="yellow"/>
+                <w:lang w:val="it-IT"/>
+              </w:rPr>
+            </w:pPr>
+            <w:r>
+              <w:rPr>
+                <w:rFonts w:ascii="BRH Malayalam Extra" w:hAnsi="BRH Malayalam Extra" w:cs="BRH Malayalam Extra"/>
+                <w:color w:val="000000"/>
+                <w:sz w:val="40"/>
+                <w:szCs w:val="40"/>
+                <w:lang w:val="it-IT"/>
+              </w:rPr>
+              <w:t>p</w:t>
+            </w:r>
+            <w:r>
+              <w:rPr>
+                <w:rFonts w:ascii="BRH Malayalam Extra" w:hAnsi="BRH Malayalam Extra" w:cs="BRH Malayalam Extra"/>
+                <w:b/>
+                <w:color w:val="000000"/>
+                <w:sz w:val="33"/>
+                <w:szCs w:val="40"/>
+                <w:lang w:val="it-IT"/>
+              </w:rPr>
+              <w:t>–</w:t>
+            </w:r>
+            <w:r>
+              <w:rPr>
+                <w:rFonts w:ascii="BRH Malayalam Extra" w:hAnsi="BRH Malayalam Extra" w:cs="BRH Malayalam Extra"/>
+                <w:color w:val="000000"/>
+                <w:sz w:val="40"/>
+                <w:szCs w:val="40"/>
+                <w:lang w:val="it-IT"/>
+              </w:rPr>
+              <w:t>ªZ</w:t>
+            </w:r>
+            <w:r>
+              <w:rPr>
+                <w:rFonts w:ascii="BRH Malayalam Extra" w:hAnsi="BRH Malayalam Extra" w:cs="BRH Malayalam Extra"/>
+                <w:b/>
+                <w:color w:val="000000"/>
+                <w:sz w:val="33"/>
+                <w:szCs w:val="40"/>
+                <w:lang w:val="it-IT"/>
+              </w:rPr>
+              <w:t>–</w:t>
+            </w:r>
+            <w:r>
+              <w:rPr>
+                <w:rFonts w:ascii="BRH Malayalam Extra" w:hAnsi="BRH Malayalam Extra" w:cs="BRH Malayalam Extra"/>
+                <w:color w:val="000000"/>
+                <w:sz w:val="40"/>
+                <w:szCs w:val="40"/>
+                <w:lang w:val="it-IT"/>
+              </w:rPr>
+              <w:t>¥</w:t>
+            </w:r>
+            <w:r>
+              <w:rPr>
+                <w:rFonts w:ascii="BRH Malayalam Extra" w:hAnsi="BRH Malayalam Extra" w:cs="BRH Malayalam Extra"/>
+                <w:color w:val="000000"/>
+                <w:sz w:val="40"/>
+                <w:szCs w:val="40"/>
+                <w:highlight w:val="yellow"/>
+                <w:lang w:val="it-IT"/>
+              </w:rPr>
+              <w:t>dõx</w:t>
+            </w:r>
+            <w:r>
+              <w:rPr>
+                <w:rFonts w:ascii="BRH Malayalam Extra" w:hAnsi="BRH Malayalam Extra" w:cs="BRH Malayalam Extra"/>
+                <w:b/>
+                <w:color w:val="000000"/>
+                <w:sz w:val="33"/>
+                <w:szCs w:val="40"/>
+                <w:lang w:val="it-IT"/>
+              </w:rPr>
+              <w:t>–</w:t>
+            </w:r>
+            <w:r>
+              <w:rPr>
+                <w:rFonts w:ascii="BRH Malayalam Extra" w:hAnsi="BRH Malayalam Extra" w:cs="BRH Malayalam Extra"/>
+                <w:color w:val="000000"/>
+                <w:sz w:val="40"/>
+                <w:szCs w:val="40"/>
+                <w:lang w:val="it-IT"/>
+              </w:rPr>
+              <w:t>ex</w:t>
+            </w:r>
+            <w:r>
+              <w:rPr>
+                <w:rFonts w:ascii="BRH Malayalam Extra" w:hAnsi="BRH Malayalam Extra" w:cs="BRH Malayalam Extra"/>
+                <w:b/>
+                <w:color w:val="000000"/>
+                <w:sz w:val="33"/>
+                <w:szCs w:val="40"/>
+                <w:lang w:val="it-IT"/>
+              </w:rPr>
+              <w:t>–</w:t>
+            </w:r>
+            <w:r>
+              <w:rPr>
+                <w:rFonts w:ascii="BRH Devanagari Extra" w:hAnsi="BRH Devanagari Extra" w:cs="BRH Malayalam Extra"/>
+                <w:color w:val="000000"/>
+                <w:sz w:val="36"/>
+                <w:szCs w:val="40"/>
+                <w:lang w:val="it-IT"/>
+              </w:rPr>
+              <w:t>óè</w:t>
+            </w:r>
+            <w:r>
+              <w:rPr>
+                <w:rFonts w:ascii="BRH Malayalam Extra" w:hAnsi="BRH Malayalam Extra" w:cs="BRH Malayalam Extra"/>
+                <w:b/>
+                <w:color w:val="000000"/>
+                <w:sz w:val="33"/>
+                <w:szCs w:val="40"/>
+                <w:lang w:val="it-IT"/>
+              </w:rPr>
+              <w:t>–</w:t>
+            </w:r>
+            <w:r>
+              <w:rPr>
+                <w:rFonts w:ascii="BRH Malayalam Extra" w:hAnsi="BRH Malayalam Extra" w:cs="BRH Malayalam Extra"/>
+                <w:color w:val="000000"/>
+                <w:sz w:val="40"/>
+                <w:szCs w:val="40"/>
+                <w:lang w:val="it-IT"/>
+              </w:rPr>
+              <w:t>¥qxJ |</w:t>
+            </w:r>
+          </w:p>
+        </w:tc>
+        <w:tc>
+          <w:tcPr>
+            <w:tcW w:w="5103" w:type="dxa"/>
+          </w:tcPr>
+          <w:p>
+            <w:pPr>
+              <w:widowControl w:val="0"/>
+              <w:autoSpaceDE w:val="0"/>
+              <w:autoSpaceDN w:val="0"/>
+              <w:adjustRightInd w:val="0"/>
+              <w:spacing w:line="252" w:lineRule="auto"/>
+              <w:rPr>
+                <w:rFonts w:ascii="BRH Malayalam Extra" w:hAnsi="BRH Malayalam Extra" w:cs="BRH Malayalam Extra"/>
+                <w:color w:val="000000"/>
+                <w:sz w:val="40"/>
+                <w:szCs w:val="40"/>
+                <w:lang w:val="it-IT"/>
+              </w:rPr>
+            </w:pPr>
+            <w:r>
+              <w:rPr>
+                <w:rFonts w:ascii="BRH Malayalam Extra" w:hAnsi="BRH Malayalam Extra" w:cs="BRH Malayalam Extra"/>
+                <w:color w:val="000000"/>
+                <w:sz w:val="40"/>
+                <w:szCs w:val="40"/>
+                <w:lang w:val="it-IT"/>
+              </w:rPr>
+              <w:t>Mx</w:t>
+            </w:r>
+            <w:r>
+              <w:rPr>
+                <w:rFonts w:ascii="BRH Malayalam Extra" w:hAnsi="BRH Malayalam Extra" w:cs="BRH Malayalam Extra"/>
+                <w:b/>
+                <w:color w:val="000000"/>
+                <w:sz w:val="33"/>
+                <w:szCs w:val="40"/>
+                <w:lang w:val="it-IT"/>
+              </w:rPr>
+              <w:t>–</w:t>
+            </w:r>
+            <w:r>
+              <w:rPr>
+                <w:rFonts w:ascii="BRH Malayalam Extra" w:hAnsi="BRH Malayalam Extra" w:cs="BRH Malayalam Extra"/>
+                <w:color w:val="000000"/>
+                <w:sz w:val="40"/>
+                <w:szCs w:val="40"/>
+                <w:lang w:val="it-IT"/>
+              </w:rPr>
+              <w:t>j</w:t>
+            </w:r>
+            <w:r>
+              <w:rPr>
+                <w:rFonts w:ascii="BRH Malayalam Extra" w:hAnsi="BRH Malayalam Extra" w:cs="BRH Malayalam Extra"/>
+                <w:b/>
+                <w:color w:val="000000"/>
+                <w:sz w:val="33"/>
+                <w:szCs w:val="40"/>
+                <w:lang w:val="it-IT"/>
+              </w:rPr>
+              <w:t>–</w:t>
+            </w:r>
+            <w:r>
+              <w:rPr>
+                <w:rFonts w:ascii="BRH Malayalam Extra" w:hAnsi="BRH Malayalam Extra" w:cs="BRH Malayalam Extra"/>
+                <w:color w:val="000000"/>
+                <w:sz w:val="40"/>
+                <w:szCs w:val="40"/>
+                <w:lang w:val="it-IT"/>
+              </w:rPr>
+              <w:t>öZsõ— pªZ</w:t>
+            </w:r>
+            <w:r>
+              <w:rPr>
+                <w:rFonts w:ascii="BRH Malayalam Extra" w:hAnsi="BRH Malayalam Extra" w:cs="BRH Malayalam Extra"/>
+                <w:b/>
+                <w:color w:val="000000"/>
+                <w:sz w:val="33"/>
+                <w:szCs w:val="40"/>
+                <w:lang w:val="it-IT"/>
+              </w:rPr>
+              <w:t>–</w:t>
+            </w:r>
+            <w:r>
+              <w:rPr>
+                <w:rFonts w:ascii="BRH Malayalam Extra" w:hAnsi="BRH Malayalam Extra" w:cs="BRH Malayalam Extra"/>
+                <w:color w:val="000000"/>
+                <w:sz w:val="40"/>
+                <w:szCs w:val="40"/>
+                <w:lang w:val="it-IT"/>
+              </w:rPr>
+              <w:t xml:space="preserve">dõx | </w:t>
+            </w:r>
+          </w:p>
+          <w:p>
+            <w:pPr>
+              <w:spacing w:before="0" w:line="240" w:lineRule="auto"/>
+              <w:rPr>
+                <w:rFonts w:ascii="BRH Malayalam Extra" w:hAnsi="BRH Malayalam Extra" w:cs="BRH Malayalam Extra"/>
+                <w:color w:val="000000"/>
+                <w:sz w:val="40"/>
+                <w:szCs w:val="40"/>
+                <w:highlight w:val="green"/>
+                <w:lang w:val="it-IT"/>
+              </w:rPr>
+            </w:pPr>
+            <w:r>
+              <w:rPr>
+                <w:rFonts w:ascii="BRH Malayalam Extra" w:hAnsi="BRH Malayalam Extra" w:cs="BRH Malayalam Extra"/>
+                <w:color w:val="000000"/>
+                <w:sz w:val="40"/>
+                <w:szCs w:val="40"/>
+                <w:lang w:val="it-IT"/>
+              </w:rPr>
+              <w:t>p</w:t>
+            </w:r>
+            <w:r>
+              <w:rPr>
+                <w:rFonts w:ascii="BRH Malayalam Extra" w:hAnsi="BRH Malayalam Extra" w:cs="BRH Malayalam Extra"/>
+                <w:b/>
+                <w:color w:val="000000"/>
+                <w:sz w:val="33"/>
+                <w:szCs w:val="40"/>
+                <w:lang w:val="it-IT"/>
+              </w:rPr>
+              <w:t>–</w:t>
+            </w:r>
+            <w:r>
+              <w:rPr>
+                <w:rFonts w:ascii="BRH Malayalam Extra" w:hAnsi="BRH Malayalam Extra" w:cs="BRH Malayalam Extra"/>
+                <w:color w:val="000000"/>
+                <w:sz w:val="40"/>
+                <w:szCs w:val="40"/>
+                <w:lang w:val="it-IT"/>
+              </w:rPr>
+              <w:t>ªZ</w:t>
+            </w:r>
+            <w:r>
+              <w:rPr>
+                <w:rFonts w:ascii="BRH Malayalam Extra" w:hAnsi="BRH Malayalam Extra" w:cs="BRH Malayalam Extra"/>
+                <w:b/>
+                <w:color w:val="000000"/>
+                <w:sz w:val="33"/>
+                <w:szCs w:val="40"/>
+                <w:lang w:val="it-IT"/>
+              </w:rPr>
+              <w:t>–</w:t>
+            </w:r>
+            <w:r>
+              <w:rPr>
+                <w:rFonts w:ascii="BRH Malayalam Extra" w:hAnsi="BRH Malayalam Extra" w:cs="BRH Malayalam Extra"/>
+                <w:color w:val="000000"/>
+                <w:sz w:val="40"/>
+                <w:szCs w:val="40"/>
+                <w:lang w:val="it-IT"/>
+              </w:rPr>
+              <w:t>¥</w:t>
+            </w:r>
+            <w:r>
+              <w:rPr>
+                <w:rFonts w:ascii="BRH Malayalam Extra" w:hAnsi="BRH Malayalam Extra" w:cs="BRH Malayalam Extra"/>
+                <w:color w:val="000000"/>
+                <w:sz w:val="40"/>
+                <w:szCs w:val="40"/>
+                <w:highlight w:val="green"/>
+                <w:lang w:val="it-IT"/>
+              </w:rPr>
+              <w:t>dõx</w:t>
+            </w:r>
+            <w:r>
+              <w:rPr>
+                <w:rFonts w:ascii="BRH Malayalam Extra" w:hAnsi="BRH Malayalam Extra" w:cs="BRH Malayalam Extra"/>
+                <w:color w:val="000000"/>
+                <w:sz w:val="40"/>
+                <w:szCs w:val="40"/>
+                <w:lang w:val="it-IT"/>
+              </w:rPr>
+              <w:t>ex</w:t>
+            </w:r>
+            <w:r>
+              <w:rPr>
+                <w:rFonts w:ascii="BRH Malayalam Extra" w:hAnsi="BRH Malayalam Extra" w:cs="BRH Malayalam Extra"/>
+                <w:b/>
+                <w:color w:val="000000"/>
+                <w:sz w:val="33"/>
+                <w:szCs w:val="40"/>
+                <w:lang w:val="it-IT"/>
+              </w:rPr>
+              <w:t>–</w:t>
+            </w:r>
+            <w:r>
+              <w:rPr>
+                <w:rFonts w:ascii="BRH Devanagari Extra" w:hAnsi="BRH Devanagari Extra" w:cs="BRH Malayalam Extra"/>
+                <w:color w:val="000000"/>
+                <w:sz w:val="36"/>
+                <w:szCs w:val="40"/>
+                <w:lang w:val="it-IT"/>
+              </w:rPr>
+              <w:t>óè</w:t>
+            </w:r>
+            <w:r>
+              <w:rPr>
+                <w:rFonts w:ascii="BRH Malayalam Extra" w:hAnsi="BRH Malayalam Extra" w:cs="BRH Malayalam Extra"/>
+                <w:b/>
+                <w:color w:val="000000"/>
+                <w:sz w:val="33"/>
+                <w:szCs w:val="40"/>
+                <w:lang w:val="it-IT"/>
+              </w:rPr>
+              <w:t>–</w:t>
+            </w:r>
+            <w:r>
+              <w:rPr>
+                <w:rFonts w:ascii="BRH Malayalam Extra" w:hAnsi="BRH Malayalam Extra" w:cs="BRH Malayalam Extra"/>
+                <w:color w:val="000000"/>
+                <w:sz w:val="40"/>
+                <w:szCs w:val="40"/>
+                <w:lang w:val="it-IT"/>
+              </w:rPr>
+              <w:t>¥qxJ |</w:t>
+            </w:r>
+          </w:p>
+        </w:tc>
+      </w:tr>
+      <w:tr>
+        <w:trPr>
+          <w:trHeight w:val="841"/>
+        </w:trPr>
+        <w:tc>
+          <w:tcPr>
+            <w:tcW w:w="3877" w:type="dxa"/>
+          </w:tcPr>
+          <w:p>
+            <w:pPr>
+              <w:widowControl w:val="0"/>
+              <w:autoSpaceDE w:val="0"/>
+              <w:autoSpaceDN w:val="0"/>
+              <w:adjustRightInd w:val="0"/>
+              <w:spacing w:before="0" w:line="240" w:lineRule="auto"/>
+              <w:rPr>
+                <w:rFonts w:cs="Arial"/>
+                <w:b/>
+                <w:sz w:val="28"/>
+                <w:szCs w:val="28"/>
+                <w:lang w:val="it-IT"/>
+              </w:rPr>
+            </w:pPr>
+            <w:r>
+              <w:rPr>
+                <w:rFonts w:cs="Arial"/>
+                <w:b/>
+                <w:sz w:val="28"/>
+                <w:szCs w:val="28"/>
+                <w:lang w:val="it-IT"/>
+              </w:rPr>
+              <w:lastRenderedPageBreak/>
+              <w:t>TS 2.3.</w:t>
+            </w:r>
+            <w:r>
+              <w:rPr>
+                <w:rFonts w:cs="Arial"/>
+                <w:b/>
+                <w:sz w:val="28"/>
+                <w:szCs w:val="28"/>
+                <w:lang w:val="it-IT"/>
+              </w:rPr>
+              <w:t>10</w:t>
+            </w:r>
+            <w:r>
+              <w:rPr>
+                <w:rFonts w:cs="Arial"/>
+                <w:b/>
+                <w:sz w:val="28"/>
+                <w:szCs w:val="28"/>
+                <w:lang w:val="it-IT"/>
+              </w:rPr>
+              <w:t>.</w:t>
+            </w:r>
+            <w:r>
+              <w:rPr>
+                <w:rFonts w:cs="Arial"/>
+                <w:b/>
+                <w:sz w:val="28"/>
+                <w:szCs w:val="28"/>
+                <w:lang w:val="it-IT"/>
+              </w:rPr>
+              <w:t>3</w:t>
+            </w:r>
+            <w:r>
+              <w:rPr>
+                <w:rFonts w:cs="Arial"/>
+                <w:b/>
+                <w:sz w:val="28"/>
+                <w:szCs w:val="28"/>
+                <w:lang w:val="it-IT"/>
+              </w:rPr>
+              <w:t>. - Kramam</w:t>
+            </w:r>
+          </w:p>
+          <w:p>
+            <w:pPr>
+              <w:widowControl w:val="0"/>
+              <w:autoSpaceDE w:val="0"/>
+              <w:autoSpaceDN w:val="0"/>
+              <w:adjustRightInd w:val="0"/>
+              <w:spacing w:before="0" w:line="240" w:lineRule="auto"/>
+              <w:rPr>
+                <w:rFonts w:cs="Arial"/>
+                <w:b/>
+                <w:sz w:val="28"/>
+                <w:szCs w:val="28"/>
+                <w:lang w:val="it-IT"/>
+              </w:rPr>
+            </w:pPr>
+            <w:r>
+              <w:rPr>
+                <w:rFonts w:cs="Arial"/>
+                <w:b/>
+                <w:sz w:val="28"/>
+                <w:szCs w:val="28"/>
+                <w:lang w:val="it-IT"/>
+              </w:rPr>
+              <w:t xml:space="preserve">Krama Vaakyam No. - </w:t>
+            </w:r>
+            <w:r>
+              <w:rPr>
+                <w:rFonts w:cs="Arial"/>
+                <w:b/>
+                <w:sz w:val="28"/>
+                <w:szCs w:val="28"/>
+                <w:lang w:val="it-IT"/>
+              </w:rPr>
+              <w:t>40</w:t>
+            </w:r>
+            <w:r>
+              <w:rPr>
+                <w:rFonts w:cs="Arial"/>
+                <w:b/>
+                <w:sz w:val="28"/>
+                <w:szCs w:val="28"/>
+                <w:lang w:val="it-IT"/>
+              </w:rPr>
+              <w:br/>
+              <w:t xml:space="preserve">Panchaati No. - </w:t>
+            </w:r>
+            <w:r>
+              <w:rPr>
+                <w:rFonts w:cs="Arial"/>
+                <w:b/>
+                <w:sz w:val="28"/>
+                <w:szCs w:val="28"/>
+                <w:lang w:val="it-IT"/>
+              </w:rPr>
+              <w:t>40</w:t>
+            </w:r>
+          </w:p>
+        </w:tc>
+        <w:tc>
+          <w:tcPr>
+            <w:tcW w:w="4990" w:type="dxa"/>
+          </w:tcPr>
+          <w:p>
+            <w:pPr>
+              <w:spacing w:before="0" w:line="240" w:lineRule="auto"/>
+              <w:rPr>
+                <w:rFonts w:ascii="BRH Malayalam Extra" w:hAnsi="BRH Malayalam Extra" w:cs="BRH Malayalam Extra"/>
+                <w:color w:val="000000"/>
+                <w:sz w:val="40"/>
+                <w:szCs w:val="40"/>
+              </w:rPr>
+            </w:pPr>
+            <w:r>
+              <w:rPr>
+                <w:rFonts w:ascii="BRH Malayalam Extra" w:hAnsi="BRH Malayalam Extra" w:cs="BRH Malayalam Extra"/>
+                <w:color w:val="000000"/>
+                <w:sz w:val="40"/>
+                <w:szCs w:val="40"/>
+              </w:rPr>
+              <w:t>A</w:t>
+            </w:r>
+            <w:r>
+              <w:rPr>
+                <w:rFonts w:ascii="BRH Malayalam Extra" w:hAnsi="BRH Malayalam Extra" w:cs="BRH Malayalam Extra"/>
+                <w:b/>
+                <w:color w:val="000000"/>
+                <w:sz w:val="33"/>
+                <w:szCs w:val="40"/>
+              </w:rPr>
+              <w:t>–</w:t>
+            </w:r>
+            <w:r>
+              <w:rPr>
+                <w:rFonts w:ascii="BRH Malayalam Extra" w:hAnsi="BRH Malayalam Extra" w:cs="BRH Malayalam Extra"/>
+                <w:color w:val="000000"/>
+                <w:sz w:val="40"/>
+                <w:szCs w:val="40"/>
+              </w:rPr>
+              <w:t>²y</w:t>
+            </w:r>
+            <w:r>
+              <w:rPr>
+                <w:rFonts w:ascii="BRH Malayalam Extra" w:hAnsi="BRH Malayalam Extra" w:cs="BRH Malayalam Extra"/>
+                <w:color w:val="000000"/>
+                <w:sz w:val="40"/>
+                <w:szCs w:val="40"/>
+                <w:highlight w:val="yellow"/>
+              </w:rPr>
+              <w:t>ª B</w:t>
+            </w:r>
+            <w:r>
+              <w:rPr>
+                <w:rFonts w:ascii="BRH Malayalam Extra" w:hAnsi="BRH Malayalam Extra" w:cs="BRH Malayalam Extra"/>
+                <w:color w:val="000000"/>
+                <w:sz w:val="40"/>
+                <w:szCs w:val="40"/>
+              </w:rPr>
+              <w:t>j¡—rôx</w:t>
+            </w:r>
+            <w:r>
+              <w:rPr>
+                <w:rFonts w:ascii="BRH Malayalam Extra" w:hAnsi="BRH Malayalam Extra" w:cs="BRH Malayalam Extra"/>
+                <w:color w:val="000000"/>
+                <w:sz w:val="40"/>
+                <w:szCs w:val="40"/>
+              </w:rPr>
+              <w:t>©</w:t>
+            </w:r>
+            <w:r>
+              <w:rPr>
+                <w:rFonts w:ascii="BRH Malayalam Extra" w:hAnsi="BRH Malayalam Extra" w:cs="BRH Malayalam Extra"/>
+                <w:color w:val="000000"/>
+                <w:sz w:val="40"/>
+                <w:szCs w:val="40"/>
+              </w:rPr>
+              <w:t xml:space="preserve"> |</w:t>
+            </w:r>
+          </w:p>
+          <w:p>
+            <w:pPr>
+              <w:spacing w:before="0" w:line="240" w:lineRule="auto"/>
+              <w:rPr>
+                <w:rFonts w:ascii="BRH Malayalam Extra" w:hAnsi="BRH Malayalam Extra" w:cs="BRH Malayalam Extra"/>
+                <w:color w:val="000000"/>
+                <w:sz w:val="40"/>
+                <w:szCs w:val="40"/>
+                <w:highlight w:val="yellow"/>
+                <w:lang w:val="en-IN"/>
+              </w:rPr>
+            </w:pPr>
+            <w:r>
+              <w:rPr>
+                <w:rFonts w:ascii="BRH Malayalam Extra" w:hAnsi="BRH Malayalam Extra" w:cs="BRH Malayalam Extra"/>
+                <w:color w:val="000000"/>
+                <w:sz w:val="40"/>
+                <w:szCs w:val="40"/>
+              </w:rPr>
+              <w:t>Bj¡—rôx</w:t>
+            </w:r>
+            <w:r>
+              <w:rPr>
+                <w:rFonts w:ascii="BRH Malayalam Extra" w:hAnsi="BRH Malayalam Extra" w:cs="BRH Malayalam Extra"/>
+                <w:b/>
+                <w:color w:val="000000"/>
+                <w:sz w:val="33"/>
+                <w:szCs w:val="40"/>
+              </w:rPr>
+              <w:t>–</w:t>
+            </w:r>
+            <w:r>
+              <w:rPr>
+                <w:rFonts w:ascii="BRH Malayalam Extra" w:hAnsi="BRH Malayalam Extra" w:cs="BRH Malayalam Extra"/>
+                <w:color w:val="000000"/>
+                <w:sz w:val="40"/>
+                <w:szCs w:val="40"/>
+              </w:rPr>
+              <w:t>©a§ sJ |</w:t>
+            </w:r>
+          </w:p>
+        </w:tc>
+        <w:tc>
+          <w:tcPr>
+            <w:tcW w:w="5103" w:type="dxa"/>
+          </w:tcPr>
+          <w:p>
+            <w:pPr>
+              <w:spacing w:before="0" w:line="240" w:lineRule="auto"/>
+              <w:rPr>
+                <w:rFonts w:ascii="BRH Malayalam Extra" w:hAnsi="BRH Malayalam Extra" w:cs="BRH Malayalam Extra"/>
+                <w:color w:val="000000"/>
+                <w:sz w:val="40"/>
+                <w:szCs w:val="40"/>
+              </w:rPr>
+            </w:pPr>
+            <w:r>
+              <w:rPr>
+                <w:rFonts w:ascii="BRH Malayalam Extra" w:hAnsi="BRH Malayalam Extra" w:cs="BRH Malayalam Extra"/>
+                <w:color w:val="000000"/>
+                <w:sz w:val="40"/>
+                <w:szCs w:val="40"/>
+              </w:rPr>
+              <w:t>A</w:t>
+            </w:r>
+            <w:r>
+              <w:rPr>
+                <w:rFonts w:ascii="BRH Malayalam Extra" w:hAnsi="BRH Malayalam Extra" w:cs="BRH Malayalam Extra"/>
+                <w:b/>
+                <w:color w:val="000000"/>
+                <w:sz w:val="33"/>
+                <w:szCs w:val="40"/>
+              </w:rPr>
+              <w:t>–</w:t>
+            </w:r>
+            <w:r>
+              <w:rPr>
+                <w:rFonts w:ascii="BRH Malayalam Extra" w:hAnsi="BRH Malayalam Extra" w:cs="BRH Malayalam Extra"/>
+                <w:color w:val="000000"/>
+                <w:sz w:val="40"/>
+                <w:szCs w:val="40"/>
+              </w:rPr>
+              <w:t>²y</w:t>
+            </w:r>
+            <w:r>
+              <w:rPr>
+                <w:rFonts w:ascii="BRH Malayalam Extra" w:hAnsi="BRH Malayalam Extra" w:cs="BRH Malayalam Extra"/>
+                <w:color w:val="000000"/>
+                <w:sz w:val="40"/>
+                <w:szCs w:val="40"/>
+                <w:highlight w:val="green"/>
+              </w:rPr>
+              <w:t>kx</w:t>
+            </w:r>
+            <w:r>
+              <w:rPr>
+                <w:rFonts w:ascii="BRH Malayalam Extra" w:hAnsi="BRH Malayalam Extra" w:cs="BRH Malayalam Extra"/>
+                <w:color w:val="000000"/>
+                <w:sz w:val="40"/>
+                <w:szCs w:val="40"/>
+              </w:rPr>
+              <w:t>j¡—rôx</w:t>
+            </w:r>
+            <w:r>
+              <w:rPr>
+                <w:rFonts w:ascii="BRH Malayalam Extra" w:hAnsi="BRH Malayalam Extra" w:cs="BRH Malayalam Extra"/>
+                <w:color w:val="000000"/>
+                <w:sz w:val="40"/>
+                <w:szCs w:val="40"/>
+              </w:rPr>
+              <w:t>©</w:t>
+            </w:r>
+            <w:r>
+              <w:rPr>
+                <w:rFonts w:ascii="BRH Malayalam Extra" w:hAnsi="BRH Malayalam Extra" w:cs="BRH Malayalam Extra"/>
+                <w:color w:val="000000"/>
+                <w:sz w:val="40"/>
+                <w:szCs w:val="40"/>
+              </w:rPr>
+              <w:t xml:space="preserve"> | </w:t>
+            </w:r>
+          </w:p>
+          <w:p>
+            <w:pPr>
+              <w:spacing w:before="0" w:line="240" w:lineRule="auto"/>
+              <w:rPr>
+                <w:rFonts w:ascii="BRH Malayalam Extra" w:hAnsi="BRH Malayalam Extra" w:cs="BRH Malayalam Extra"/>
+                <w:color w:val="000000"/>
+                <w:sz w:val="40"/>
+                <w:szCs w:val="40"/>
+                <w:highlight w:val="green"/>
+                <w:lang w:val="en-IN"/>
+              </w:rPr>
+            </w:pPr>
+            <w:r>
+              <w:rPr>
+                <w:rFonts w:ascii="BRH Malayalam Extra" w:hAnsi="BRH Malayalam Extra" w:cs="BRH Malayalam Extra"/>
+                <w:color w:val="000000"/>
+                <w:sz w:val="40"/>
+                <w:szCs w:val="40"/>
+              </w:rPr>
+              <w:t>Bj¡—rôx</w:t>
+            </w:r>
+            <w:r>
+              <w:rPr>
+                <w:rFonts w:ascii="BRH Malayalam Extra" w:hAnsi="BRH Malayalam Extra" w:cs="BRH Malayalam Extra"/>
+                <w:b/>
+                <w:color w:val="000000"/>
+                <w:sz w:val="33"/>
+                <w:szCs w:val="40"/>
+              </w:rPr>
+              <w:t>–</w:t>
+            </w:r>
+            <w:r>
+              <w:rPr>
+                <w:rFonts w:ascii="BRH Malayalam Extra" w:hAnsi="BRH Malayalam Extra" w:cs="BRH Malayalam Extra"/>
+                <w:color w:val="000000"/>
+                <w:sz w:val="40"/>
+                <w:szCs w:val="40"/>
+              </w:rPr>
+              <w:t>©a§ sJ |</w:t>
+            </w:r>
+          </w:p>
+        </w:tc>
+      </w:tr>
+      <w:tr>
+        <w:trPr>
+          <w:trHeight w:val="680"/>
+        </w:trPr>
+        <w:tc>
+          <w:tcPr>
+            <w:tcW w:w="3877" w:type="dxa"/>
+          </w:tcPr>
+          <w:p>
+            <w:pPr>
+              <w:widowControl w:val="0"/>
+              <w:autoSpaceDE w:val="0"/>
+              <w:autoSpaceDN w:val="0"/>
+              <w:adjustRightInd w:val="0"/>
+              <w:spacing w:before="0" w:line="240" w:lineRule="auto"/>
+              <w:rPr>
+                <w:rFonts w:cs="Arial"/>
+                <w:b/>
+                <w:sz w:val="28"/>
+                <w:szCs w:val="28"/>
+                <w:lang w:val="it-IT"/>
+              </w:rPr>
+            </w:pPr>
+            <w:r>
+              <w:rPr>
+                <w:rFonts w:cs="Arial"/>
+                <w:b/>
+                <w:sz w:val="28"/>
+                <w:szCs w:val="28"/>
+                <w:lang w:val="it-IT"/>
+              </w:rPr>
+              <w:t>TS 2.3.</w:t>
+            </w:r>
+            <w:r>
+              <w:rPr>
+                <w:rFonts w:cs="Arial"/>
+                <w:b/>
+                <w:sz w:val="28"/>
+                <w:szCs w:val="28"/>
+                <w:lang w:val="it-IT"/>
+              </w:rPr>
+              <w:t>10</w:t>
+            </w:r>
+            <w:r>
+              <w:rPr>
+                <w:rFonts w:cs="Arial"/>
+                <w:b/>
+                <w:sz w:val="28"/>
+                <w:szCs w:val="28"/>
+                <w:lang w:val="it-IT"/>
+              </w:rPr>
+              <w:t>.</w:t>
+            </w:r>
+            <w:r>
+              <w:rPr>
+                <w:rFonts w:cs="Arial"/>
+                <w:b/>
+                <w:sz w:val="28"/>
+                <w:szCs w:val="28"/>
+                <w:lang w:val="it-IT"/>
+              </w:rPr>
+              <w:t>3</w:t>
+            </w:r>
+            <w:r>
+              <w:rPr>
+                <w:rFonts w:cs="Arial"/>
+                <w:b/>
+                <w:sz w:val="28"/>
+                <w:szCs w:val="28"/>
+                <w:lang w:val="it-IT"/>
+              </w:rPr>
+              <w:t>. - Kramam</w:t>
+            </w:r>
+          </w:p>
+          <w:p>
+            <w:pPr>
+              <w:widowControl w:val="0"/>
+              <w:autoSpaceDE w:val="0"/>
+              <w:autoSpaceDN w:val="0"/>
+              <w:adjustRightInd w:val="0"/>
+              <w:spacing w:before="0" w:line="240" w:lineRule="auto"/>
+              <w:rPr>
+                <w:rFonts w:cs="Arial"/>
+                <w:b/>
+                <w:sz w:val="28"/>
+                <w:szCs w:val="28"/>
+                <w:lang w:val="it-IT"/>
+              </w:rPr>
+            </w:pPr>
+            <w:r>
+              <w:rPr>
+                <w:rFonts w:cs="Arial"/>
+                <w:b/>
+                <w:sz w:val="28"/>
+                <w:szCs w:val="28"/>
+                <w:lang w:val="it-IT"/>
+              </w:rPr>
+              <w:t xml:space="preserve">Krama Vaakyam No. - </w:t>
+            </w:r>
+            <w:r>
+              <w:rPr>
+                <w:rFonts w:cs="Arial"/>
+                <w:b/>
+                <w:sz w:val="28"/>
+                <w:szCs w:val="28"/>
+                <w:lang w:val="it-IT"/>
+              </w:rPr>
+              <w:t>4</w:t>
+            </w:r>
+            <w:r>
+              <w:rPr>
+                <w:rFonts w:cs="Arial"/>
+                <w:b/>
+                <w:sz w:val="28"/>
+                <w:szCs w:val="28"/>
+                <w:lang w:val="it-IT"/>
+              </w:rPr>
+              <w:t>3</w:t>
+            </w:r>
+            <w:r>
+              <w:rPr>
+                <w:rFonts w:cs="Arial"/>
+                <w:b/>
+                <w:sz w:val="28"/>
+                <w:szCs w:val="28"/>
+                <w:lang w:val="it-IT"/>
+              </w:rPr>
+              <w:br/>
+              <w:t xml:space="preserve">Panchaati No. - </w:t>
+            </w:r>
+            <w:r>
+              <w:rPr>
+                <w:rFonts w:cs="Arial"/>
+                <w:b/>
+                <w:sz w:val="28"/>
+                <w:szCs w:val="28"/>
+                <w:lang w:val="it-IT"/>
+              </w:rPr>
+              <w:t>40</w:t>
+            </w:r>
+          </w:p>
+        </w:tc>
+        <w:tc>
+          <w:tcPr>
+            <w:tcW w:w="4990" w:type="dxa"/>
+          </w:tcPr>
+          <w:p>
+            <w:pPr>
+              <w:spacing w:before="0" w:line="240" w:lineRule="auto"/>
+              <w:rPr>
+                <w:rFonts w:ascii="BRH Malayalam Extra" w:hAnsi="BRH Malayalam Extra" w:cs="BRH Malayalam Extra"/>
+                <w:color w:val="000000"/>
+                <w:sz w:val="40"/>
+                <w:szCs w:val="40"/>
+                <w:lang w:val="it-IT"/>
+              </w:rPr>
+            </w:pPr>
+            <w:r>
+              <w:rPr>
+                <w:rFonts w:ascii="BRH Malayalam Extra" w:hAnsi="BRH Malayalam Extra" w:cs="BRH Malayalam Extra"/>
+                <w:color w:val="000000"/>
+                <w:sz w:val="40"/>
+                <w:szCs w:val="40"/>
+                <w:lang w:val="it-IT"/>
+              </w:rPr>
+              <w:t>s pd</w:t>
+            </w:r>
+            <w:r>
+              <w:rPr>
+                <w:rFonts w:ascii="BRH Malayalam Extra" w:hAnsi="BRH Malayalam Extra" w:cs="BRH Malayalam Extra"/>
+                <w:b/>
+                <w:color w:val="000000"/>
+                <w:sz w:val="33"/>
+                <w:szCs w:val="40"/>
+                <w:lang w:val="it-IT"/>
+              </w:rPr>
+              <w:t>–</w:t>
+            </w:r>
+            <w:r>
+              <w:rPr>
+                <w:rFonts w:ascii="BRH Malayalam Extra" w:hAnsi="BRH Malayalam Extra" w:cs="BRH Malayalam Extra"/>
+                <w:color w:val="000000"/>
+                <w:sz w:val="40"/>
+                <w:szCs w:val="40"/>
+                <w:lang w:val="it-IT"/>
+              </w:rPr>
+              <w:t xml:space="preserve">sðZy—hyJ | </w:t>
+            </w:r>
+          </w:p>
+          <w:p>
+            <w:pPr>
+              <w:spacing w:before="0" w:line="240" w:lineRule="auto"/>
+              <w:rPr>
+                <w:rFonts w:ascii="BRH Malayalam Extra" w:hAnsi="BRH Malayalam Extra" w:cs="BRH Malayalam Extra"/>
+                <w:color w:val="000000"/>
+                <w:sz w:val="40"/>
+                <w:szCs w:val="40"/>
+                <w:highlight w:val="yellow"/>
+                <w:lang w:val="it-IT"/>
+              </w:rPr>
+            </w:pPr>
+            <w:r>
+              <w:rPr>
+                <w:rFonts w:ascii="BRH Malayalam Extra" w:hAnsi="BRH Malayalam Extra" w:cs="BRH Malayalam Extra"/>
+                <w:color w:val="000000"/>
+                <w:sz w:val="40"/>
+                <w:szCs w:val="40"/>
+                <w:lang w:val="it-IT"/>
+              </w:rPr>
+              <w:t>pd</w:t>
+            </w:r>
+            <w:r>
+              <w:rPr>
+                <w:rFonts w:ascii="BRH Malayalam Extra" w:hAnsi="BRH Malayalam Extra" w:cs="BRH Malayalam Extra"/>
+                <w:b/>
+                <w:color w:val="000000"/>
+                <w:sz w:val="33"/>
+                <w:szCs w:val="40"/>
+                <w:lang w:val="it-IT"/>
+              </w:rPr>
+              <w:t>–</w:t>
+            </w:r>
+            <w:r>
+              <w:rPr>
+                <w:rFonts w:ascii="BRH Malayalam Extra" w:hAnsi="BRH Malayalam Extra" w:cs="BRH Malayalam Extra"/>
+                <w:color w:val="000000"/>
+                <w:sz w:val="40"/>
+                <w:szCs w:val="40"/>
+                <w:lang w:val="it-IT"/>
+              </w:rPr>
+              <w:t>sðZy—hy</w:t>
+            </w:r>
+            <w:r>
+              <w:rPr>
+                <w:rFonts w:ascii="BRH Malayalam Extra" w:hAnsi="BRH Malayalam Extra" w:cs="BRH Malayalam Extra"/>
+                <w:b/>
+                <w:color w:val="000000"/>
+                <w:sz w:val="33"/>
+                <w:szCs w:val="40"/>
+                <w:lang w:val="it-IT"/>
+              </w:rPr>
+              <w:t>–</w:t>
+            </w:r>
+            <w:r>
+              <w:rPr>
+                <w:rFonts w:ascii="BRH Malayalam Extra" w:hAnsi="BRH Malayalam Extra" w:cs="BRH Malayalam Extra"/>
+                <w:color w:val="000000"/>
+                <w:sz w:val="40"/>
+                <w:szCs w:val="40"/>
+                <w:highlight w:val="yellow"/>
+                <w:lang w:val="it-IT"/>
+              </w:rPr>
+              <w:t>ª B</w:t>
+            </w:r>
+            <w:r>
+              <w:rPr>
+                <w:rFonts w:ascii="BRH Malayalam Extra" w:hAnsi="BRH Malayalam Extra" w:cs="BRH Malayalam Extra"/>
+                <w:color w:val="000000"/>
+                <w:sz w:val="40"/>
+                <w:szCs w:val="40"/>
+                <w:lang w:val="it-IT"/>
+              </w:rPr>
+              <w:t>j¡—rôx© |</w:t>
+            </w:r>
+          </w:p>
+        </w:tc>
+        <w:tc>
+          <w:tcPr>
+            <w:tcW w:w="5103" w:type="dxa"/>
+          </w:tcPr>
+          <w:p>
+            <w:pPr>
+              <w:spacing w:before="0" w:line="240" w:lineRule="auto"/>
+              <w:rPr>
+                <w:rFonts w:ascii="BRH Malayalam Extra" w:hAnsi="BRH Malayalam Extra" w:cs="BRH Malayalam Extra"/>
+                <w:color w:val="000000"/>
+                <w:sz w:val="40"/>
+                <w:szCs w:val="40"/>
+                <w:lang w:val="it-IT"/>
+              </w:rPr>
+            </w:pPr>
+            <w:r>
+              <w:rPr>
+                <w:rFonts w:ascii="BRH Malayalam Extra" w:hAnsi="BRH Malayalam Extra" w:cs="BRH Malayalam Extra"/>
+                <w:color w:val="000000"/>
+                <w:sz w:val="40"/>
+                <w:szCs w:val="40"/>
+                <w:lang w:val="it-IT"/>
+              </w:rPr>
+              <w:t>pd</w:t>
+            </w:r>
+            <w:r>
+              <w:rPr>
+                <w:rFonts w:ascii="BRH Malayalam Extra" w:hAnsi="BRH Malayalam Extra" w:cs="BRH Malayalam Extra"/>
+                <w:b/>
+                <w:color w:val="000000"/>
+                <w:sz w:val="33"/>
+                <w:szCs w:val="40"/>
+                <w:lang w:val="it-IT"/>
+              </w:rPr>
+              <w:t>–</w:t>
+            </w:r>
+            <w:r>
+              <w:rPr>
+                <w:rFonts w:ascii="BRH Malayalam Extra" w:hAnsi="BRH Malayalam Extra" w:cs="BRH Malayalam Extra"/>
+                <w:color w:val="000000"/>
+                <w:sz w:val="40"/>
+                <w:szCs w:val="40"/>
+                <w:lang w:val="it-IT"/>
+              </w:rPr>
+              <w:t xml:space="preserve">sðZy—hyJ | </w:t>
+            </w:r>
+          </w:p>
+          <w:p>
+            <w:pPr>
+              <w:spacing w:before="0" w:line="240" w:lineRule="auto"/>
+              <w:rPr>
+                <w:rFonts w:ascii="BRH Malayalam Extra" w:hAnsi="BRH Malayalam Extra" w:cs="BRH Malayalam Extra"/>
+                <w:color w:val="000000"/>
+                <w:sz w:val="40"/>
+                <w:szCs w:val="40"/>
+                <w:highlight w:val="green"/>
+                <w:lang w:val="it-IT"/>
+              </w:rPr>
+            </w:pPr>
+            <w:r>
+              <w:rPr>
+                <w:rFonts w:ascii="BRH Malayalam Extra" w:hAnsi="BRH Malayalam Extra" w:cs="BRH Malayalam Extra"/>
+                <w:color w:val="000000"/>
+                <w:sz w:val="40"/>
+                <w:szCs w:val="40"/>
+                <w:lang w:val="it-IT"/>
+              </w:rPr>
+              <w:t>pd</w:t>
+            </w:r>
+            <w:r>
+              <w:rPr>
+                <w:rFonts w:ascii="BRH Malayalam Extra" w:hAnsi="BRH Malayalam Extra" w:cs="BRH Malayalam Extra"/>
+                <w:b/>
+                <w:color w:val="000000"/>
+                <w:sz w:val="33"/>
+                <w:szCs w:val="40"/>
+                <w:lang w:val="it-IT"/>
+              </w:rPr>
+              <w:t>–</w:t>
+            </w:r>
+            <w:r>
+              <w:rPr>
+                <w:rFonts w:ascii="BRH Malayalam Extra" w:hAnsi="BRH Malayalam Extra" w:cs="BRH Malayalam Extra"/>
+                <w:color w:val="000000"/>
+                <w:sz w:val="40"/>
+                <w:szCs w:val="40"/>
+                <w:lang w:val="it-IT"/>
+              </w:rPr>
+              <w:t>sðZy—hy</w:t>
+            </w:r>
+            <w:r>
+              <w:rPr>
+                <w:rFonts w:ascii="BRH Malayalam Extra" w:hAnsi="BRH Malayalam Extra" w:cs="BRH Malayalam Extra"/>
+                <w:b/>
+                <w:color w:val="000000"/>
+                <w:sz w:val="33"/>
+                <w:szCs w:val="40"/>
+                <w:lang w:val="it-IT"/>
+              </w:rPr>
+              <w:t>–</w:t>
+            </w:r>
+            <w:r>
+              <w:rPr>
+                <w:rFonts w:ascii="BRH Malayalam Extra" w:hAnsi="BRH Malayalam Extra" w:cs="BRH Malayalam Extra"/>
+                <w:color w:val="000000"/>
+                <w:sz w:val="40"/>
+                <w:szCs w:val="40"/>
+                <w:highlight w:val="green"/>
+                <w:lang w:val="it-IT"/>
+              </w:rPr>
+              <w:t>kx</w:t>
+            </w:r>
+            <w:r>
+              <w:rPr>
+                <w:rFonts w:ascii="BRH Malayalam Extra" w:hAnsi="BRH Malayalam Extra" w:cs="BRH Malayalam Extra"/>
+                <w:color w:val="000000"/>
+                <w:sz w:val="40"/>
+                <w:szCs w:val="40"/>
+                <w:lang w:val="it-IT"/>
+              </w:rPr>
+              <w:t>j¡—rôx© |</w:t>
+            </w:r>
+          </w:p>
+        </w:tc>
+      </w:tr>
+      <w:tr>
+        <w:trPr>
+          <w:trHeight w:val="680"/>
+        </w:trPr>
+        <w:tc>
+          <w:tcPr>
+            <w:tcW w:w="3877" w:type="dxa"/>
+          </w:tcPr>
+          <w:p>
+            <w:pPr>
+              <w:widowControl w:val="0"/>
+              <w:autoSpaceDE w:val="0"/>
+              <w:autoSpaceDN w:val="0"/>
+              <w:adjustRightInd w:val="0"/>
+              <w:spacing w:before="0" w:line="240" w:lineRule="auto"/>
+              <w:rPr>
+                <w:rFonts w:cs="Arial"/>
+                <w:b/>
+                <w:sz w:val="28"/>
+                <w:szCs w:val="28"/>
+                <w:lang w:val="it-IT"/>
+              </w:rPr>
+            </w:pPr>
+            <w:r>
+              <w:rPr>
+                <w:rFonts w:cs="Arial"/>
+                <w:b/>
+                <w:sz w:val="28"/>
+                <w:szCs w:val="28"/>
+                <w:lang w:val="it-IT"/>
+              </w:rPr>
+              <w:t>TS 2.3.14.6. - Kramam</w:t>
+            </w:r>
+          </w:p>
+          <w:p>
+            <w:pPr>
+              <w:widowControl w:val="0"/>
+              <w:autoSpaceDE w:val="0"/>
+              <w:autoSpaceDN w:val="0"/>
+              <w:adjustRightInd w:val="0"/>
+              <w:spacing w:before="0" w:line="240" w:lineRule="auto"/>
+              <w:rPr>
+                <w:rFonts w:cs="Arial"/>
+                <w:b/>
+                <w:sz w:val="28"/>
+                <w:szCs w:val="28"/>
+                <w:lang w:val="it-IT"/>
+              </w:rPr>
+            </w:pPr>
+            <w:r>
+              <w:rPr>
+                <w:rFonts w:cs="Arial"/>
+                <w:b/>
+                <w:sz w:val="28"/>
+                <w:szCs w:val="28"/>
+                <w:lang w:val="it-IT"/>
+              </w:rPr>
+              <w:t>Krama Vaakyam No. - 11</w:t>
+            </w:r>
+            <w:r>
+              <w:rPr>
+                <w:rFonts w:cs="Arial"/>
+                <w:b/>
+                <w:sz w:val="28"/>
+                <w:szCs w:val="28"/>
+                <w:lang w:val="it-IT"/>
+              </w:rPr>
+              <w:br/>
+              <w:t>Panchaati No. - 56</w:t>
+            </w:r>
+          </w:p>
+        </w:tc>
+        <w:tc>
+          <w:tcPr>
+            <w:tcW w:w="4990" w:type="dxa"/>
           </w:tcPr>
           <w:p>
             <w:pPr>
@@ -1282,7 +3143,7 @@
         </w:tc>
         <w:tc>
           <w:tcPr>
-            <w:tcW w:w="5220" w:type="dxa"/>
+            <w:tcW w:w="5103" w:type="dxa"/>
           </w:tcPr>
           <w:p>
             <w:pPr>
@@ -1443,7 +3304,6 @@
           <w:szCs w:val="32"/>
           <w:u w:val="single"/>
         </w:rPr>
-        <w:lastRenderedPageBreak/>
         <w:t xml:space="preserve">TS </w:t>
       </w:r>
       <w:r>
@@ -1790,6 +3650,7 @@
                 <w:highlight w:val="yellow"/>
                 <w:lang w:val="it-IT"/>
               </w:rPr>
+              <w:lastRenderedPageBreak/>
               <w:t>A</w:t>
             </w:r>
             <w:r>
@@ -1848,6 +3709,7 @@
                 <w:szCs w:val="40"/>
                 <w:lang w:val="it-IT"/>
               </w:rPr>
+              <w:lastRenderedPageBreak/>
               <w:t>N£</w:t>
             </w:r>
             <w:r>
@@ -1896,6 +3758,7 @@
                 <w:highlight w:val="green"/>
                 <w:lang w:val="it-IT"/>
               </w:rPr>
+              <w:lastRenderedPageBreak/>
               <w:t>B</w:t>
             </w:r>
             <w:r>
@@ -1969,6 +3832,7 @@
                 <w:szCs w:val="28"/>
                 <w:lang w:val="it-IT"/>
               </w:rPr>
+              <w:lastRenderedPageBreak/>
               <w:t>TS 2.3.5.1 - Kramam</w:t>
             </w:r>
           </w:p>
@@ -3517,7 +5381,6 @@
                 <w:szCs w:val="28"/>
                 <w:lang w:val="it-IT"/>
               </w:rPr>
-              <w:lastRenderedPageBreak/>
               <w:t>TS 2.3.14.5 - Kramam</w:t>
             </w:r>
           </w:p>
@@ -3943,29 +5806,7 @@
           <w:szCs w:val="32"/>
           <w:u w:val="single"/>
         </w:rPr>
-        <w:t>31</w:t>
-      </w:r>
-      <w:proofErr w:type="gramStart"/>
-      <w:r>
-        <w:rPr>
-          <w:b/>
-          <w:bCs/>
-          <w:sz w:val="32"/>
-          <w:szCs w:val="32"/>
-          <w:u w:val="single"/>
-        </w:rPr>
-        <w:t>st  October</w:t>
-      </w:r>
-      <w:proofErr w:type="gramEnd"/>
-      <w:r>
-        <w:rPr>
-          <w:b/>
-          <w:bCs/>
-          <w:sz w:val="32"/>
-          <w:szCs w:val="32"/>
-          <w:u w:val="single"/>
-        </w:rPr>
-        <w:t xml:space="preserve"> 2021</w:t>
+        <w:t>31st  October 2021</w:t>
       </w:r>
     </w:p>
     <w:p>
@@ -4022,6 +5863,7 @@
                 <w:sz w:val="32"/>
                 <w:szCs w:val="32"/>
               </w:rPr>
+              <w:lastRenderedPageBreak/>
               <w:t>Section, Paragraph</w:t>
             </w:r>
           </w:p>
@@ -4300,29 +6142,7 @@
           <w:szCs w:val="32"/>
           <w:u w:val="single"/>
         </w:rPr>
-        <w:t>31</w:t>
-      </w:r>
-      <w:proofErr w:type="gramStart"/>
-      <w:r>
-        <w:rPr>
-          <w:b/>
-          <w:bCs/>
-          <w:sz w:val="32"/>
-          <w:szCs w:val="32"/>
-          <w:u w:val="single"/>
-        </w:rPr>
-        <w:t>st  August</w:t>
-      </w:r>
-      <w:proofErr w:type="gramEnd"/>
-      <w:r>
-        <w:rPr>
-          <w:b/>
-          <w:bCs/>
-          <w:sz w:val="32"/>
-          <w:szCs w:val="32"/>
-          <w:u w:val="single"/>
-        </w:rPr>
-        <w:t xml:space="preserve"> 2021</w:t>
+        <w:t>31st  August 2021</w:t>
       </w:r>
     </w:p>
     <w:p>
@@ -5172,7 +6992,6 @@
                 <w:sz w:val="28"/>
                 <w:szCs w:val="32"/>
               </w:rPr>
-              <w:lastRenderedPageBreak/>
               <w:t>T.S.2.3.</w:t>
             </w:r>
             <w:r>
@@ -6019,6 +7838,7 @@
                 <w:sz w:val="28"/>
                 <w:szCs w:val="32"/>
               </w:rPr>
+              <w:lastRenderedPageBreak/>
               <w:t>T.S.2.3.9.1 – Kramam</w:t>
             </w:r>
           </w:p>
@@ -8078,7 +9898,6 @@
                 <w:sz w:val="28"/>
                 <w:szCs w:val="32"/>
               </w:rPr>
-              <w:lastRenderedPageBreak/>
               <w:t>T.S.2.3.</w:t>
             </w:r>
             <w:r>
@@ -8987,6 +10806,7 @@
                 <w:sz w:val="28"/>
                 <w:szCs w:val="32"/>
               </w:rPr>
+              <w:lastRenderedPageBreak/>
               <w:t>T.S.2.3.</w:t>
             </w:r>
             <w:r>
@@ -11188,7 +13008,6 @@
           <w:szCs w:val="40"/>
           <w:lang w:val="en-IN" w:eastAsia="en-IN"/>
         </w:rPr>
-        <w:lastRenderedPageBreak/>
         <w:t xml:space="preserve">"qï" </w:t>
       </w:r>
       <w:r>
@@ -11197,16 +13016,7 @@
           <w:bCs/>
           <w:sz w:val="32"/>
         </w:rPr>
-        <w:t xml:space="preserve">replaced </w:t>
-      </w:r>
-      <w:proofErr w:type="gramStart"/>
-      <w:r>
-        <w:rPr>
-          <w:b/>
-          <w:bCs/>
-          <w:sz w:val="32"/>
-        </w:rPr>
-        <w:t>with</w:t>
+        <w:t>replaced with</w:t>
       </w:r>
       <w:r>
         <w:rPr>
@@ -11226,29 +13036,7 @@
           <w:szCs w:val="40"/>
           <w:lang w:val="en-IN" w:eastAsia="en-IN"/>
         </w:rPr>
-        <w:t>"</w:t>
-      </w:r>
-      <w:proofErr w:type="gramEnd"/>
-      <w:r>
-        <w:rPr>
-          <w:rFonts w:ascii="BRH Malayalam" w:hAnsi="BRH Malayalam" w:cs="BRH Malayalam"/>
-          <w:color w:val="000000"/>
-          <w:sz w:val="40"/>
-          <w:szCs w:val="40"/>
-          <w:lang w:val="en-IN" w:eastAsia="en-IN"/>
-        </w:rPr>
-        <w:t>q§T</w:t>
-      </w:r>
-      <w:proofErr w:type="gramStart"/>
-      <w:r>
-        <w:rPr>
-          <w:rFonts w:ascii="BRH Malayalam" w:hAnsi="BRH Malayalam" w:cs="BRH Malayalam"/>
-          <w:color w:val="000000"/>
-          <w:sz w:val="40"/>
-          <w:szCs w:val="40"/>
-          <w:lang w:val="en-IN" w:eastAsia="en-IN"/>
-        </w:rPr>
-        <w:t xml:space="preserve">"  </w:t>
+        <w:t xml:space="preserve">"q§T"  </w:t>
       </w:r>
       <w:r>
         <w:rPr>
@@ -11256,16 +13044,7 @@
           <w:bCs/>
           <w:sz w:val="32"/>
         </w:rPr>
-        <w:t>wherever</w:t>
-      </w:r>
-      <w:proofErr w:type="gramEnd"/>
-      <w:r>
-        <w:rPr>
-          <w:b/>
-          <w:bCs/>
-          <w:sz w:val="32"/>
-        </w:rPr>
-        <w:t xml:space="preserve"> applicable</w:t>
+        <w:t>wherever applicable</w:t>
       </w:r>
     </w:p>
     <w:p>
@@ -11333,6 +13112,7 @@
           <w:szCs w:val="32"/>
           <w:u w:val="single"/>
         </w:rPr>
+        <w:lastRenderedPageBreak/>
         <w:t xml:space="preserve">TS </w:t>
       </w:r>
       <w:r>
@@ -13136,6 +14916,18 @@
       <w:lang w:bidi="ar-SA"/>
     </w:rPr>
   </w:style>
+  <w:style w:type="paragraph" w:styleId="NoSpacing">
+    <w:name w:val="No Spacing"/>
+    <w:uiPriority w:val="1"/>
+    <w:qFormat/>
+    <w:rsid w:val="005C446C"/>
+    <w:rPr>
+      <w:rFonts w:ascii="Arial" w:hAnsi="Arial"/>
+      <w:sz w:val="24"/>
+      <w:szCs w:val="22"/>
+      <w:lang w:val="en-US" w:eastAsia="en-US" w:bidi="ar-SA"/>
+    </w:rPr>
+  </w:style>
 </w:styles>
 </file>
 

--- a/TS-Kramam/TS-2.3/TS 2.3 Malayalam Krama Paatam Corrections.docx
+++ b/TS-Kramam/TS-2.3/TS 2.3 Malayalam Krama Paatam Corrections.docx
@@ -2683,17 +2683,7 @@
                 <w:szCs w:val="28"/>
                 <w:lang w:val="it-IT"/>
               </w:rPr>
-              <w:t>4</w:t>
-            </w:r>
-            <w:r>
-              <w:rPr>
-                <w:rFonts w:cs="Arial"/>
-                <w:b/>
-                <w:sz w:val="28"/>
-                <w:szCs w:val="28"/>
-                <w:lang w:val="it-IT"/>
-              </w:rPr>
-              <w:t>3</w:t>
+              <w:t>43</w:t>
             </w:r>
             <w:r>
               <w:rPr>
@@ -3248,10 +3238,7 @@
           <w:u w:val="single"/>
         </w:rPr>
       </w:pPr>
-    </w:p>
-    <w:p>
-      <w:pPr>
-        <w:jc w:val="center"/>
+      <w:r>
         <w:rPr>
           <w:b/>
           <w:bCs/>
@@ -3259,31 +3246,8 @@
           <w:szCs w:val="32"/>
           <w:u w:val="single"/>
         </w:rPr>
-      </w:pPr>
-    </w:p>
-    <w:p>
-      <w:pPr>
-        <w:jc w:val="center"/>
-        <w:rPr>
-          <w:b/>
-          <w:bCs/>
-          <w:sz w:val="32"/>
-          <w:szCs w:val="32"/>
-          <w:u w:val="single"/>
-        </w:rPr>
-      </w:pPr>
-    </w:p>
-    <w:p>
-      <w:pPr>
-        <w:jc w:val="center"/>
-        <w:rPr>
-          <w:b/>
-          <w:bCs/>
-          <w:sz w:val="32"/>
-          <w:szCs w:val="32"/>
-          <w:u w:val="single"/>
-        </w:rPr>
-      </w:pPr>
+        <w:t>==============</w:t>
+      </w:r>
     </w:p>
     <w:p>
       <w:pPr>
@@ -3650,7 +3614,6 @@
                 <w:highlight w:val="yellow"/>
                 <w:lang w:val="it-IT"/>
               </w:rPr>
-              <w:lastRenderedPageBreak/>
               <w:t>A</w:t>
             </w:r>
             <w:r>
@@ -3709,7 +3672,6 @@
                 <w:szCs w:val="40"/>
                 <w:lang w:val="it-IT"/>
               </w:rPr>
-              <w:lastRenderedPageBreak/>
               <w:t>N£</w:t>
             </w:r>
             <w:r>
@@ -3758,7 +3720,6 @@
                 <w:highlight w:val="green"/>
                 <w:lang w:val="it-IT"/>
               </w:rPr>
-              <w:lastRenderedPageBreak/>
               <w:t>B</w:t>
             </w:r>
             <w:r>
@@ -3832,7 +3793,6 @@
                 <w:szCs w:val="28"/>
                 <w:lang w:val="it-IT"/>
               </w:rPr>
-              <w:lastRenderedPageBreak/>
               <w:t>TS 2.3.5.1 - Kramam</w:t>
             </w:r>
           </w:p>
@@ -4164,6 +4124,7 @@
                 <w:sz w:val="40"/>
                 <w:szCs w:val="40"/>
               </w:rPr>
+              <w:lastRenderedPageBreak/>
               <w:t>B</w:t>
             </w:r>
             <w:r>
@@ -4253,6 +4214,7 @@
                 <w:szCs w:val="28"/>
                 <w:lang w:val="it-IT"/>
               </w:rPr>
+              <w:lastRenderedPageBreak/>
               <w:t>TS 2.3.9.2 - Kramam</w:t>
             </w:r>
           </w:p>
@@ -5728,6 +5690,66 @@
           <w:u w:val="single"/>
         </w:rPr>
       </w:pPr>
+    </w:p>
+    <w:p>
+      <w:pPr>
+        <w:jc w:val="center"/>
+        <w:rPr>
+          <w:b/>
+          <w:bCs/>
+          <w:sz w:val="32"/>
+          <w:szCs w:val="32"/>
+          <w:u w:val="single"/>
+        </w:rPr>
+      </w:pPr>
+    </w:p>
+    <w:p>
+      <w:pPr>
+        <w:jc w:val="center"/>
+        <w:rPr>
+          <w:b/>
+          <w:bCs/>
+          <w:sz w:val="32"/>
+          <w:szCs w:val="32"/>
+          <w:u w:val="single"/>
+        </w:rPr>
+      </w:pPr>
+    </w:p>
+    <w:p>
+      <w:pPr>
+        <w:jc w:val="center"/>
+        <w:rPr>
+          <w:b/>
+          <w:bCs/>
+          <w:sz w:val="32"/>
+          <w:szCs w:val="32"/>
+          <w:u w:val="single"/>
+        </w:rPr>
+      </w:pPr>
+    </w:p>
+    <w:p>
+      <w:pPr>
+        <w:jc w:val="center"/>
+        <w:rPr>
+          <w:b/>
+          <w:bCs/>
+          <w:sz w:val="32"/>
+          <w:szCs w:val="32"/>
+          <w:u w:val="single"/>
+        </w:rPr>
+      </w:pPr>
+    </w:p>
+    <w:p>
+      <w:pPr>
+        <w:jc w:val="center"/>
+        <w:rPr>
+          <w:b/>
+          <w:bCs/>
+          <w:sz w:val="32"/>
+          <w:szCs w:val="32"/>
+          <w:u w:val="single"/>
+        </w:rPr>
+      </w:pPr>
       <w:r>
         <w:rPr>
           <w:b/>
@@ -5736,6 +5758,7 @@
           <w:szCs w:val="32"/>
           <w:u w:val="single"/>
         </w:rPr>
+        <w:lastRenderedPageBreak/>
         <w:t xml:space="preserve">TS </w:t>
       </w:r>
       <w:r>
@@ -5806,7 +5829,29 @@
           <w:szCs w:val="32"/>
           <w:u w:val="single"/>
         </w:rPr>
-        <w:t>31st  October 2021</w:t>
+        <w:t>31</w:t>
+      </w:r>
+      <w:proofErr w:type="gramStart"/>
+      <w:r>
+        <w:rPr>
+          <w:b/>
+          <w:bCs/>
+          <w:sz w:val="32"/>
+          <w:szCs w:val="32"/>
+          <w:u w:val="single"/>
+        </w:rPr>
+        <w:t>st  October</w:t>
+      </w:r>
+      <w:proofErr w:type="gramEnd"/>
+      <w:r>
+        <w:rPr>
+          <w:b/>
+          <w:bCs/>
+          <w:sz w:val="32"/>
+          <w:szCs w:val="32"/>
+          <w:u w:val="single"/>
+        </w:rPr>
+        <w:t xml:space="preserve"> 2021</w:t>
       </w:r>
     </w:p>
     <w:p>
@@ -5863,7 +5908,6 @@
                 <w:sz w:val="32"/>
                 <w:szCs w:val="32"/>
               </w:rPr>
-              <w:lastRenderedPageBreak/>
               <w:t>Section, Paragraph</w:t>
             </w:r>
           </w:p>
@@ -6142,7 +6186,29 @@
           <w:szCs w:val="32"/>
           <w:u w:val="single"/>
         </w:rPr>
-        <w:t>31st  August 2021</w:t>
+        <w:t>31</w:t>
+      </w:r>
+      <w:proofErr w:type="gramStart"/>
+      <w:r>
+        <w:rPr>
+          <w:b/>
+          <w:bCs/>
+          <w:sz w:val="32"/>
+          <w:szCs w:val="32"/>
+          <w:u w:val="single"/>
+        </w:rPr>
+        <w:t>st  August</w:t>
+      </w:r>
+      <w:proofErr w:type="gramEnd"/>
+      <w:r>
+        <w:rPr>
+          <w:b/>
+          <w:bCs/>
+          <w:sz w:val="32"/>
+          <w:szCs w:val="32"/>
+          <w:u w:val="single"/>
+        </w:rPr>
+        <w:t xml:space="preserve"> 2021</w:t>
       </w:r>
     </w:p>
     <w:p>
@@ -7513,6 +7579,7 @@
                 <w:sz w:val="28"/>
                 <w:szCs w:val="32"/>
               </w:rPr>
+              <w:lastRenderedPageBreak/>
               <w:t>Panchaati No</w:t>
             </w:r>
             <w:r>
@@ -7566,6 +7633,7 @@
                 <w:sz w:val="40"/>
                 <w:szCs w:val="40"/>
               </w:rPr>
+              <w:lastRenderedPageBreak/>
               <w:t>Zsôx—b</w:t>
             </w:r>
             <w:r>
@@ -7605,6 +7673,7 @@
                 <w:sz w:val="40"/>
                 <w:szCs w:val="40"/>
               </w:rPr>
+              <w:lastRenderedPageBreak/>
               <w:t>A</w:t>
             </w:r>
             <w:r>
@@ -7688,6 +7757,7 @@
                 <w:sz w:val="40"/>
                 <w:szCs w:val="40"/>
               </w:rPr>
+              <w:lastRenderedPageBreak/>
               <w:t>Zsôx—b</w:t>
             </w:r>
             <w:r>
@@ -7731,6 +7801,7 @@
                 <w:sz w:val="40"/>
                 <w:szCs w:val="40"/>
               </w:rPr>
+              <w:lastRenderedPageBreak/>
               <w:t>A</w:t>
             </w:r>
             <w:r>
@@ -10442,6 +10513,7 @@
                 <w:sz w:val="28"/>
                 <w:szCs w:val="32"/>
               </w:rPr>
+              <w:lastRenderedPageBreak/>
               <w:t>Panchaati No</w:t>
             </w:r>
             <w:r>
@@ -10502,6 +10574,7 @@
                 <w:szCs w:val="40"/>
                 <w:highlight w:val="yellow"/>
               </w:rPr>
+              <w:lastRenderedPageBreak/>
               <w:t>A</w:t>
             </w:r>
             <w:r>
@@ -10806,7 +10879,6 @@
                 <w:sz w:val="28"/>
                 <w:szCs w:val="32"/>
               </w:rPr>
-              <w:lastRenderedPageBreak/>
               <w:t>T.S.2.3.</w:t>
             </w:r>
             <w:r>
@@ -13016,7 +13088,16 @@
           <w:bCs/>
           <w:sz w:val="32"/>
         </w:rPr>
-        <w:t>replaced with</w:t>
+        <w:t xml:space="preserve">replaced </w:t>
+      </w:r>
+      <w:proofErr w:type="gramStart"/>
+      <w:r>
+        <w:rPr>
+          <w:b/>
+          <w:bCs/>
+          <w:sz w:val="32"/>
+        </w:rPr>
+        <w:t>with</w:t>
       </w:r>
       <w:r>
         <w:rPr>
@@ -13036,7 +13117,29 @@
           <w:szCs w:val="40"/>
           <w:lang w:val="en-IN" w:eastAsia="en-IN"/>
         </w:rPr>
-        <w:t xml:space="preserve">"q§T"  </w:t>
+        <w:t>"</w:t>
+      </w:r>
+      <w:proofErr w:type="gramEnd"/>
+      <w:r>
+        <w:rPr>
+          <w:rFonts w:ascii="BRH Malayalam" w:hAnsi="BRH Malayalam" w:cs="BRH Malayalam"/>
+          <w:color w:val="000000"/>
+          <w:sz w:val="40"/>
+          <w:szCs w:val="40"/>
+          <w:lang w:val="en-IN" w:eastAsia="en-IN"/>
+        </w:rPr>
+        <w:t>q§T</w:t>
+      </w:r>
+      <w:proofErr w:type="gramStart"/>
+      <w:r>
+        <w:rPr>
+          <w:rFonts w:ascii="BRH Malayalam" w:hAnsi="BRH Malayalam" w:cs="BRH Malayalam"/>
+          <w:color w:val="000000"/>
+          <w:sz w:val="40"/>
+          <w:szCs w:val="40"/>
+          <w:lang w:val="en-IN" w:eastAsia="en-IN"/>
+        </w:rPr>
+        <w:t xml:space="preserve">"  </w:t>
       </w:r>
       <w:r>
         <w:rPr>
@@ -13044,7 +13147,16 @@
           <w:bCs/>
           <w:sz w:val="32"/>
         </w:rPr>
-        <w:t>wherever applicable</w:t>
+        <w:t>wherever</w:t>
+      </w:r>
+      <w:proofErr w:type="gramEnd"/>
+      <w:r>
+        <w:rPr>
+          <w:b/>
+          <w:bCs/>
+          <w:sz w:val="32"/>
+        </w:rPr>
+        <w:t xml:space="preserve"> applicable</w:t>
       </w:r>
     </w:p>
     <w:p>

--- a/TS-Kramam/TS-2.3/TS 2.3 Malayalam Krama Paatam Corrections.docx
+++ b/TS-Kramam/TS-2.3/TS 2.3 Malayalam Krama Paatam Corrections.docx
@@ -8,7 +8,6 @@
         <w:rPr>
           <w:b/>
           <w:bCs/>
-          <w:color w:val="EE0000"/>
           <w:sz w:val="32"/>
           <w:szCs w:val="32"/>
           <w:u w:val="single"/>
@@ -88,13 +87,11 @@
         <w:rPr>
           <w:b/>
           <w:bCs/>
-          <w:color w:val="EE0000"/>
           <w:sz w:val="32"/>
           <w:szCs w:val="32"/>
-          <w:highlight w:val="yellow"/>
           <w:u w:val="single"/>
         </w:rPr>
-        <w:t>xxxxxxxxx</w:t>
+        <w:t>31st July 2026</w:t>
       </w:r>
     </w:p>
     <w:p>
